--- a/Documentaion/Ibrahim_Mohamed_Assignment4.docx
+++ b/Documentaion/Ibrahim_Mohamed_Assignment4.docx
@@ -748,25 +748,7 @@
                 <w:sz w:val="32"/>
                 <w:szCs w:val="32"/>
               </w:rPr>
-              <w:t xml:space="preserve">Ibrahim Mohamed </w:t>
-            </w:r>
-            <w:proofErr w:type="spellStart"/>
-            <w:r>
-              <w:rPr>
-                <w:bCs w:val="0"/>
-                <w:sz w:val="32"/>
-                <w:szCs w:val="32"/>
-              </w:rPr>
-              <w:t>Mohamed</w:t>
-            </w:r>
-            <w:proofErr w:type="spellEnd"/>
-            <w:r>
-              <w:rPr>
-                <w:bCs w:val="0"/>
-                <w:sz w:val="32"/>
-                <w:szCs w:val="32"/>
-              </w:rPr>
-              <w:t xml:space="preserve"> Hanafy</w:t>
+              <w:t>Ibrahim Mohamed Mohamed Hanafy</w:t>
             </w:r>
           </w:p>
         </w:tc>
@@ -1775,23 +1757,7 @@
           <w:sz w:val="28"/>
           <w:szCs w:val="28"/>
         </w:rPr>
-        <w:t xml:space="preserve">-Adder didn’t implement </w:t>
-      </w:r>
-      <w:proofErr w:type="spellStart"/>
-      <w:r>
-        <w:rPr>
-          <w:sz w:val="28"/>
-          <w:szCs w:val="28"/>
-        </w:rPr>
-        <w:t>cin</w:t>
-      </w:r>
-      <w:proofErr w:type="spellEnd"/>
-      <w:r>
-        <w:rPr>
-          <w:sz w:val="28"/>
-          <w:szCs w:val="28"/>
-        </w:rPr>
-        <w:t xml:space="preserve"> where we check if </w:t>
+        <w:t xml:space="preserve">-Adder didn’t implement cin where we check if </w:t>
       </w:r>
       <w:r>
         <w:rPr>
@@ -1843,23 +1809,7 @@
           <w:sz w:val="28"/>
           <w:szCs w:val="28"/>
         </w:rPr>
-        <w:t>-</w:t>
-      </w:r>
-      <w:proofErr w:type="spellStart"/>
-      <w:r>
-        <w:rPr>
-          <w:sz w:val="28"/>
-          <w:szCs w:val="28"/>
-        </w:rPr>
-        <w:t>cin_reg</w:t>
-      </w:r>
-      <w:proofErr w:type="spellEnd"/>
-      <w:r>
-        <w:rPr>
-          <w:sz w:val="28"/>
-          <w:szCs w:val="28"/>
-        </w:rPr>
-        <w:t xml:space="preserve"> size is wrong</w:t>
+        <w:t>-cin_reg size is wrong</w:t>
       </w:r>
       <w:r>
         <w:rPr>
@@ -5459,6 +5409,7 @@
       </w:pPr>
       <w:r>
         <w:rPr>
+          <w:noProof/>
           <w:sz w:val="28"/>
           <w:szCs w:val="28"/>
         </w:rPr>
@@ -5778,6 +5729,7 @@
           <w:bCs/>
           <w:i/>
           <w:iCs/>
+          <w:noProof/>
           <w:color w:val="FF0000"/>
           <w:sz w:val="48"/>
           <w:szCs w:val="48"/>
@@ -6092,6 +6044,7 @@
           <w:bCs/>
           <w:i/>
           <w:iCs/>
+          <w:noProof/>
           <w:color w:val="FF0000"/>
           <w:sz w:val="48"/>
           <w:szCs w:val="48"/>
@@ -6542,6 +6495,7 @@
       </w:pPr>
       <w:r>
         <w:rPr>
+          <w:noProof/>
           <w:sz w:val="36"/>
           <w:szCs w:val="36"/>
         </w:rPr>
@@ -6726,6 +6680,7 @@
       </w:pPr>
       <w:r>
         <w:rPr>
+          <w:noProof/>
           <w:sz w:val="36"/>
           <w:szCs w:val="36"/>
         </w:rPr>
@@ -6859,6 +6814,7 @@
       </w:pPr>
       <w:r>
         <w:rPr>
+          <w:noProof/>
           <w:sz w:val="36"/>
           <w:szCs w:val="36"/>
         </w:rPr>
@@ -6943,19 +6899,7 @@
           <w:sz w:val="48"/>
           <w:szCs w:val="48"/>
         </w:rPr>
-        <w:t>-</w:t>
-      </w:r>
-      <w:r>
-        <w:rPr>
-          <w:b/>
-          <w:bCs/>
-          <w:i/>
-          <w:iCs/>
-          <w:color w:val="FF0000"/>
-          <w:sz w:val="48"/>
-          <w:szCs w:val="48"/>
-        </w:rPr>
-        <w:t>SVA</w:t>
+        <w:t>-SVA</w:t>
       </w:r>
       <w:r>
         <w:rPr>
@@ -6991,6 +6935,7 @@
       </w:pPr>
       <w:r>
         <w:rPr>
+          <w:noProof/>
           <w:sz w:val="36"/>
           <w:szCs w:val="36"/>
         </w:rPr>
@@ -7130,11 +7075,12 @@
       </w:pPr>
       <w:r>
         <w:rPr>
+          <w:noProof/>
           <w:sz w:val="36"/>
           <w:szCs w:val="36"/>
         </w:rPr>
         <w:drawing>
-          <wp:anchor distT="0" distB="0" distL="114300" distR="114300" simplePos="0" relativeHeight="252079104" behindDoc="0" locked="0" layoutInCell="1" allowOverlap="1" wp14:anchorId="79B23F58" wp14:editId="1E67FAF1">
+          <wp:anchor distT="0" distB="0" distL="114300" distR="114300" simplePos="0" relativeHeight="252079104" behindDoc="0" locked="0" layoutInCell="1" allowOverlap="1" wp14:anchorId="79B23F58" wp14:editId="78A8AEF2">
             <wp:simplePos x="0" y="0"/>
             <wp:positionH relativeFrom="column">
               <wp:posOffset>4251960</wp:posOffset>
@@ -7223,6 +7169,7 @@
       </w:pPr>
       <w:r>
         <w:rPr>
+          <w:noProof/>
           <w:sz w:val="36"/>
           <w:szCs w:val="36"/>
         </w:rPr>
@@ -7379,31 +7326,7 @@
           <w:szCs w:val="48"/>
         </w:rPr>
         <w:lastRenderedPageBreak/>
-        <w:t>-</w:t>
-      </w:r>
-      <w:r>
-        <w:rPr>
-          <w:b/>
-          <w:bCs/>
-          <w:i/>
-          <w:iCs/>
-          <w:color w:val="FF0000"/>
-          <w:sz w:val="48"/>
-          <w:szCs w:val="48"/>
-        </w:rPr>
-        <w:t>Wrapper</w:t>
-      </w:r>
-      <w:r>
-        <w:rPr>
-          <w:b/>
-          <w:bCs/>
-          <w:i/>
-          <w:iCs/>
-          <w:color w:val="FF0000"/>
-          <w:sz w:val="48"/>
-          <w:szCs w:val="48"/>
-        </w:rPr>
-        <w:t>:</w:t>
+        <w:t>-Wrapper:</w:t>
       </w:r>
     </w:p>
     <w:p>
@@ -7423,6 +7346,7 @@
       </w:pPr>
       <w:r>
         <w:rPr>
+          <w:noProof/>
           <w:sz w:val="36"/>
           <w:szCs w:val="36"/>
         </w:rPr>
@@ -7621,6 +7545,7 @@
           <w:bCs/>
           <w:i/>
           <w:iCs/>
+          <w:noProof/>
           <w:color w:val="FF0000"/>
           <w:sz w:val="48"/>
           <w:szCs w:val="48"/>
@@ -7699,19 +7624,7 @@
           <w:sz w:val="48"/>
           <w:szCs w:val="48"/>
         </w:rPr>
-        <w:t>-</w:t>
-      </w:r>
-      <w:r>
-        <w:rPr>
-          <w:b/>
-          <w:bCs/>
-          <w:i/>
-          <w:iCs/>
-          <w:color w:val="FF0000"/>
-          <w:sz w:val="48"/>
-          <w:szCs w:val="48"/>
-        </w:rPr>
-        <w:t>Top</w:t>
+        <w:t>-Top</w:t>
       </w:r>
       <w:r>
         <w:rPr>
@@ -7883,6 +7796,7 @@
       </w:pPr>
       <w:r>
         <w:rPr>
+          <w:noProof/>
           <w:sz w:val="36"/>
           <w:szCs w:val="36"/>
         </w:rPr>
@@ -8015,6 +7929,7 @@
           <w:bCs/>
           <w:i/>
           <w:iCs/>
+          <w:noProof/>
           <w:color w:val="FF0000"/>
           <w:sz w:val="48"/>
           <w:szCs w:val="48"/>
@@ -8146,6 +8061,7 @@
       </w:pPr>
       <w:r>
         <w:rPr>
+          <w:noProof/>
           <w:sz w:val="36"/>
           <w:szCs w:val="36"/>
         </w:rPr>
@@ -8237,6 +8153,7 @@
       </w:pPr>
       <w:r>
         <w:rPr>
+          <w:noProof/>
           <w:sz w:val="36"/>
           <w:szCs w:val="36"/>
         </w:rPr>
@@ -8344,6 +8261,7 @@
       </w:pPr>
       <w:r>
         <w:rPr>
+          <w:noProof/>
           <w:sz w:val="36"/>
           <w:szCs w:val="36"/>
         </w:rPr>
@@ -8480,6 +8398,7 @@
           <w:bCs/>
           <w:i/>
           <w:iCs/>
+          <w:noProof/>
           <w:color w:val="FF0000"/>
           <w:sz w:val="48"/>
           <w:szCs w:val="48"/>
@@ -8565,31 +8484,7 @@
           <w:sz w:val="48"/>
           <w:szCs w:val="48"/>
         </w:rPr>
-        <w:t>-</w:t>
-      </w:r>
-      <w:r>
-        <w:rPr>
-          <w:b/>
-          <w:bCs/>
-          <w:i/>
-          <w:iCs/>
-          <w:color w:val="FF0000"/>
-          <w:sz w:val="48"/>
-          <w:szCs w:val="48"/>
-        </w:rPr>
-        <w:t xml:space="preserve">Assertion </w:t>
-      </w:r>
-      <w:r>
-        <w:rPr>
-          <w:b/>
-          <w:bCs/>
-          <w:i/>
-          <w:iCs/>
-          <w:color w:val="FF0000"/>
-          <w:sz w:val="48"/>
-          <w:szCs w:val="48"/>
-        </w:rPr>
-        <w:t>Coverage:</w:t>
+        <w:t>-Assertion Coverage:</w:t>
       </w:r>
     </w:p>
     <w:p>
@@ -8778,6 +8673,7 @@
       </w:pPr>
       <w:r>
         <w:rPr>
+          <w:noProof/>
           <w:sz w:val="36"/>
           <w:szCs w:val="36"/>
         </w:rPr>
@@ -8894,6 +8790,7 @@
       </w:pPr>
       <w:r>
         <w:rPr>
+          <w:noProof/>
           <w:sz w:val="36"/>
           <w:szCs w:val="36"/>
         </w:rPr>
@@ -8985,6 +8882,7 @@
       </w:pPr>
       <w:r>
         <w:rPr>
+          <w:noProof/>
           <w:sz w:val="36"/>
           <w:szCs w:val="36"/>
         </w:rPr>
@@ -9081,6 +8979,7 @@
       </w:pPr>
       <w:r>
         <w:rPr>
+          <w:noProof/>
           <w:sz w:val="36"/>
           <w:szCs w:val="36"/>
         </w:rPr>
@@ -9165,6 +9064,18 @@
           <w:sz w:val="36"/>
           <w:szCs w:val="36"/>
         </w:rPr>
+        <w:sectPr>
+          <w:pgSz w:w="12240" w:h="15840" w:code="1"/>
+          <w:pgMar w:top="1151" w:right="1151" w:bottom="1151" w:left="1151" w:header="720" w:footer="720" w:gutter="0"/>
+          <w:pgBorders w:offsetFrom="page">
+            <w:top w:val="single" w:sz="4" w:space="24" w:color="auto"/>
+            <w:left w:val="single" w:sz="4" w:space="24" w:color="auto"/>
+            <w:bottom w:val="single" w:sz="4" w:space="24" w:color="auto"/>
+            <w:right w:val="single" w:sz="4" w:space="24" w:color="auto"/>
+          </w:pgBorders>
+          <w:cols w:space="720"/>
+          <w:docGrid w:linePitch="360"/>
+        </w:sectPr>
       </w:pPr>
       <w:r>
         <w:rPr>
@@ -9173,48 +9084,3624 @@
         </w:rPr>
         <w:tab/>
       </w:r>
-      <w:r>
-        <w:rPr>
-          <w:sz w:val="36"/>
-          <w:szCs w:val="36"/>
-        </w:rPr>
-        <w:tab/>
-      </w:r>
-    </w:p>
-    <w:p>
-      <w:pPr>
-        <w:tabs>
-          <w:tab w:val="left" w:pos="915"/>
-          <w:tab w:val="left" w:pos="9090"/>
-        </w:tabs>
-        <w:rPr>
-          <w:sz w:val="36"/>
-          <w:szCs w:val="36"/>
-        </w:rPr>
-      </w:pPr>
-    </w:p>
-    <w:p>
-      <w:pPr>
-        <w:tabs>
-          <w:tab w:val="left" w:pos="915"/>
-          <w:tab w:val="left" w:pos="9090"/>
-        </w:tabs>
-        <w:rPr>
-          <w:sz w:val="36"/>
-          <w:szCs w:val="36"/>
-        </w:rPr>
-      </w:pPr>
     </w:p>
     <w:p>
       <w:pPr>
         <w:tabs>
           <w:tab w:val="left" w:pos="4420"/>
         </w:tabs>
+        <w:jc w:val="center"/>
         <w:rPr>
           <w:sz w:val="28"/>
           <w:szCs w:val="28"/>
         </w:rPr>
       </w:pPr>
+      <w:r>
+        <w:rPr>
+          <w:b/>
+          <w:bCs/>
+          <w:color w:val="215E99" w:themeColor="text2" w:themeTint="BF"/>
+          <w:sz w:val="48"/>
+          <w:szCs w:val="48"/>
+          <w:u w:val="single"/>
+        </w:rPr>
+        <w:lastRenderedPageBreak/>
+        <w:t>Question</w:t>
+      </w:r>
+      <w:r>
+        <w:rPr>
+          <w:b/>
+          <w:bCs/>
+          <w:color w:val="215E99" w:themeColor="text2" w:themeTint="BF"/>
+          <w:sz w:val="48"/>
+          <w:szCs w:val="48"/>
+          <w:u w:val="single"/>
+        </w:rPr>
+        <w:t>4</w:t>
+      </w:r>
+      <w:r>
+        <w:rPr>
+          <w:b/>
+          <w:bCs/>
+          <w:color w:val="215E99" w:themeColor="text2" w:themeTint="BF"/>
+          <w:sz w:val="48"/>
+          <w:szCs w:val="48"/>
+          <w:u w:val="single"/>
+        </w:rPr>
+        <w:t>:</w:t>
+      </w:r>
+      <w:r>
+        <w:rPr>
+          <w:b/>
+          <w:bCs/>
+          <w:color w:val="215E99" w:themeColor="text2" w:themeTint="BF"/>
+          <w:sz w:val="48"/>
+          <w:szCs w:val="48"/>
+          <w:u w:val="single"/>
+        </w:rPr>
+        <w:t xml:space="preserve"> </w:t>
+      </w:r>
+      <w:r>
+        <w:rPr>
+          <w:b/>
+          <w:bCs/>
+          <w:color w:val="215E99" w:themeColor="text2" w:themeTint="BF"/>
+          <w:sz w:val="48"/>
+          <w:szCs w:val="48"/>
+          <w:u w:val="single"/>
+        </w:rPr>
+        <w:t>Buggy Config Reg</w:t>
+      </w:r>
+    </w:p>
+    <w:p>
+      <w:pPr>
+        <w:rPr>
+          <w:b/>
+          <w:bCs/>
+          <w:i/>
+          <w:iCs/>
+          <w:color w:val="FF0000"/>
+          <w:sz w:val="48"/>
+          <w:szCs w:val="48"/>
+        </w:rPr>
+      </w:pPr>
+      <w:r>
+        <w:rPr>
+          <w:sz w:val="36"/>
+          <w:szCs w:val="36"/>
+        </w:rPr>
+        <w:drawing>
+          <wp:anchor distT="0" distB="0" distL="114300" distR="114300" simplePos="0" relativeHeight="252100608" behindDoc="0" locked="0" layoutInCell="1" allowOverlap="1" wp14:anchorId="37A716E9" wp14:editId="7194BA6A">
+            <wp:simplePos x="0" y="0"/>
+            <wp:positionH relativeFrom="column">
+              <wp:posOffset>-108776</wp:posOffset>
+            </wp:positionH>
+            <wp:positionV relativeFrom="paragraph">
+              <wp:posOffset>532167</wp:posOffset>
+            </wp:positionV>
+            <wp:extent cx="9026857" cy="2757651"/>
+            <wp:effectExtent l="76200" t="76200" r="136525" b="138430"/>
+            <wp:wrapNone/>
+            <wp:docPr id="254848075" name="Picture 1"/>
+            <wp:cNvGraphicFramePr>
+              <a:graphicFrameLocks xmlns:a="http://schemas.openxmlformats.org/drawingml/2006/main" noChangeAspect="1"/>
+            </wp:cNvGraphicFramePr>
+            <a:graphic xmlns:a="http://schemas.openxmlformats.org/drawingml/2006/main">
+              <a:graphicData uri="http://schemas.openxmlformats.org/drawingml/2006/picture">
+                <pic:pic xmlns:pic="http://schemas.openxmlformats.org/drawingml/2006/picture">
+                  <pic:nvPicPr>
+                    <pic:cNvPr id="254848075" name=""/>
+                    <pic:cNvPicPr/>
+                  </pic:nvPicPr>
+                  <pic:blipFill>
+                    <a:blip r:embed="rId63">
+                      <a:extLst>
+                        <a:ext uri="{28A0092B-C50C-407E-A947-70E740481C1C}">
+                          <a14:useLocalDpi xmlns:a14="http://schemas.microsoft.com/office/drawing/2010/main" val="0"/>
+                        </a:ext>
+                      </a:extLst>
+                    </a:blip>
+                    <a:stretch>
+                      <a:fillRect/>
+                    </a:stretch>
+                  </pic:blipFill>
+                  <pic:spPr>
+                    <a:xfrm>
+                      <a:off x="0" y="0"/>
+                      <a:ext cx="9061378" cy="2768197"/>
+                    </a:xfrm>
+                    <a:prstGeom prst="rect">
+                      <a:avLst/>
+                    </a:prstGeom>
+                    <a:ln w="38100" cap="sq">
+                      <a:solidFill>
+                        <a:srgbClr val="000000"/>
+                      </a:solidFill>
+                      <a:prstDash val="solid"/>
+                      <a:miter lim="800000"/>
+                    </a:ln>
+                    <a:effectLst>
+                      <a:outerShdw blurRad="50800" dist="38100" dir="2700000" algn="tl" rotWithShape="0">
+                        <a:srgbClr val="000000">
+                          <a:alpha val="43000"/>
+                        </a:srgbClr>
+                      </a:outerShdw>
+                    </a:effectLst>
+                  </pic:spPr>
+                </pic:pic>
+              </a:graphicData>
+            </a:graphic>
+            <wp14:sizeRelH relativeFrom="margin">
+              <wp14:pctWidth>0</wp14:pctWidth>
+            </wp14:sizeRelH>
+            <wp14:sizeRelV relativeFrom="margin">
+              <wp14:pctHeight>0</wp14:pctHeight>
+            </wp14:sizeRelV>
+          </wp:anchor>
+        </w:drawing>
+      </w:r>
+      <w:r>
+        <w:rPr>
+          <w:b/>
+          <w:bCs/>
+          <w:i/>
+          <w:iCs/>
+          <w:color w:val="FF0000"/>
+          <w:sz w:val="48"/>
+          <w:szCs w:val="48"/>
+        </w:rPr>
+        <w:t>-Verification Plan:</w:t>
+      </w:r>
+      <w:r>
+        <w:rPr>
+          <w:noProof/>
+        </w:rPr>
+        <w:t xml:space="preserve"> </w:t>
+      </w:r>
+    </w:p>
+    <w:p>
+      <w:pPr>
+        <w:tabs>
+          <w:tab w:val="left" w:pos="2438"/>
+        </w:tabs>
+        <w:rPr>
+          <w:b/>
+          <w:bCs/>
+          <w:i/>
+          <w:iCs/>
+          <w:color w:val="FF0000"/>
+          <w:sz w:val="48"/>
+          <w:szCs w:val="48"/>
+        </w:rPr>
+      </w:pPr>
+      <w:r>
+        <w:rPr>
+          <w:b/>
+          <w:bCs/>
+          <w:i/>
+          <w:iCs/>
+          <w:color w:val="FF0000"/>
+          <w:sz w:val="48"/>
+          <w:szCs w:val="48"/>
+        </w:rPr>
+        <w:tab/>
+      </w:r>
+    </w:p>
+    <w:p>
+      <w:pPr>
+        <w:tabs>
+          <w:tab w:val="left" w:pos="3379"/>
+        </w:tabs>
+        <w:rPr>
+          <w:sz w:val="36"/>
+          <w:szCs w:val="36"/>
+        </w:rPr>
+      </w:pPr>
+      <w:r>
+        <w:rPr>
+          <w:sz w:val="36"/>
+          <w:szCs w:val="36"/>
+        </w:rPr>
+        <w:tab/>
+      </w:r>
+    </w:p>
+    <w:p>
+      <w:pPr>
+        <w:tabs>
+          <w:tab w:val="left" w:pos="3379"/>
+        </w:tabs>
+        <w:rPr>
+          <w:sz w:val="36"/>
+          <w:szCs w:val="36"/>
+        </w:rPr>
+      </w:pPr>
+    </w:p>
+    <w:p>
+      <w:pPr>
+        <w:tabs>
+          <w:tab w:val="left" w:pos="2367"/>
+        </w:tabs>
+        <w:rPr>
+          <w:sz w:val="36"/>
+          <w:szCs w:val="36"/>
+        </w:rPr>
+      </w:pPr>
+    </w:p>
+    <w:p>
+      <w:pPr>
+        <w:tabs>
+          <w:tab w:val="left" w:pos="2367"/>
+        </w:tabs>
+        <w:rPr>
+          <w:sz w:val="36"/>
+          <w:szCs w:val="36"/>
+        </w:rPr>
+      </w:pPr>
+    </w:p>
+    <w:p>
+      <w:pPr>
+        <w:tabs>
+          <w:tab w:val="left" w:pos="2367"/>
+        </w:tabs>
+        <w:rPr>
+          <w:b/>
+          <w:bCs/>
+          <w:i/>
+          <w:iCs/>
+          <w:color w:val="FF0000"/>
+          <w:sz w:val="48"/>
+          <w:szCs w:val="48"/>
+        </w:rPr>
+      </w:pPr>
+    </w:p>
+    <w:p>
+      <w:pPr>
+        <w:tabs>
+          <w:tab w:val="left" w:pos="2367"/>
+        </w:tabs>
+        <w:rPr>
+          <w:b/>
+          <w:bCs/>
+          <w:i/>
+          <w:iCs/>
+          <w:color w:val="FF0000"/>
+          <w:sz w:val="48"/>
+          <w:szCs w:val="48"/>
+        </w:rPr>
+      </w:pPr>
+    </w:p>
+    <w:p>
+      <w:pPr>
+        <w:tabs>
+          <w:tab w:val="left" w:pos="2367"/>
+        </w:tabs>
+        <w:rPr>
+          <w:b/>
+          <w:bCs/>
+          <w:i/>
+          <w:iCs/>
+          <w:color w:val="FF0000"/>
+          <w:sz w:val="48"/>
+          <w:szCs w:val="48"/>
+        </w:rPr>
+      </w:pPr>
+    </w:p>
+    <w:p>
+      <w:pPr>
+        <w:tabs>
+          <w:tab w:val="left" w:pos="2367"/>
+        </w:tabs>
+        <w:rPr>
+          <w:b/>
+          <w:bCs/>
+          <w:i/>
+          <w:iCs/>
+          <w:color w:val="FF0000"/>
+          <w:sz w:val="48"/>
+          <w:szCs w:val="48"/>
+        </w:rPr>
+        <w:sectPr>
+          <w:pgSz w:w="15840" w:h="12240" w:orient="landscape" w:code="1"/>
+          <w:pgMar w:top="1151" w:right="1151" w:bottom="1151" w:left="1151" w:header="720" w:footer="720" w:gutter="0"/>
+          <w:pgBorders w:offsetFrom="page">
+            <w:top w:val="single" w:sz="4" w:space="24" w:color="auto"/>
+            <w:left w:val="single" w:sz="4" w:space="24" w:color="auto"/>
+            <w:bottom w:val="single" w:sz="4" w:space="24" w:color="auto"/>
+            <w:right w:val="single" w:sz="4" w:space="24" w:color="auto"/>
+          </w:pgBorders>
+          <w:cols w:space="720"/>
+          <w:docGrid w:linePitch="360"/>
+        </w:sectPr>
+      </w:pPr>
+    </w:p>
+    <w:p>
+      <w:pPr>
+        <w:tabs>
+          <w:tab w:val="left" w:pos="2367"/>
+        </w:tabs>
+        <w:rPr>
+          <w:sz w:val="36"/>
+          <w:szCs w:val="36"/>
+        </w:rPr>
+      </w:pPr>
+      <w:r>
+        <w:rPr>
+          <w:b/>
+          <w:bCs/>
+          <w:i/>
+          <w:iCs/>
+          <w:color w:val="FF0000"/>
+          <w:sz w:val="48"/>
+          <w:szCs w:val="48"/>
+        </w:rPr>
+        <w:lastRenderedPageBreak/>
+        <w:t>-</w:t>
+      </w:r>
+      <w:r>
+        <w:rPr>
+          <w:b/>
+          <w:bCs/>
+          <w:i/>
+          <w:iCs/>
+          <w:color w:val="FF0000"/>
+          <w:sz w:val="48"/>
+          <w:szCs w:val="48"/>
+        </w:rPr>
+        <w:t>Testbench</w:t>
+      </w:r>
+      <w:r>
+        <w:rPr>
+          <w:b/>
+          <w:bCs/>
+          <w:i/>
+          <w:iCs/>
+          <w:color w:val="FF0000"/>
+          <w:sz w:val="48"/>
+          <w:szCs w:val="48"/>
+        </w:rPr>
+        <w:t>:</w:t>
+      </w:r>
+    </w:p>
+    <w:p>
+      <w:pPr>
+        <w:tabs>
+          <w:tab w:val="left" w:pos="2367"/>
+        </w:tabs>
+        <w:rPr>
+          <w:sz w:val="36"/>
+          <w:szCs w:val="36"/>
+        </w:rPr>
+      </w:pPr>
+      <w:r>
+        <w:rPr>
+          <w:sz w:val="36"/>
+          <w:szCs w:val="36"/>
+        </w:rPr>
+        <w:drawing>
+          <wp:anchor distT="0" distB="0" distL="114300" distR="114300" simplePos="0" relativeHeight="252096512" behindDoc="0" locked="0" layoutInCell="1" allowOverlap="1" wp14:anchorId="507BD775" wp14:editId="7D16B6F7">
+            <wp:simplePos x="0" y="0"/>
+            <wp:positionH relativeFrom="column">
+              <wp:posOffset>-16510</wp:posOffset>
+            </wp:positionH>
+            <wp:positionV relativeFrom="paragraph">
+              <wp:posOffset>68580</wp:posOffset>
+            </wp:positionV>
+            <wp:extent cx="6310630" cy="7349490"/>
+            <wp:effectExtent l="76200" t="76200" r="128270" b="137160"/>
+            <wp:wrapNone/>
+            <wp:docPr id="1371023422" name="Picture 1"/>
+            <wp:cNvGraphicFramePr>
+              <a:graphicFrameLocks xmlns:a="http://schemas.openxmlformats.org/drawingml/2006/main" noChangeAspect="1"/>
+            </wp:cNvGraphicFramePr>
+            <a:graphic xmlns:a="http://schemas.openxmlformats.org/drawingml/2006/main">
+              <a:graphicData uri="http://schemas.openxmlformats.org/drawingml/2006/picture">
+                <pic:pic xmlns:pic="http://schemas.openxmlformats.org/drawingml/2006/picture">
+                  <pic:nvPicPr>
+                    <pic:cNvPr id="1371023422" name=""/>
+                    <pic:cNvPicPr/>
+                  </pic:nvPicPr>
+                  <pic:blipFill>
+                    <a:blip r:embed="rId64">
+                      <a:extLst>
+                        <a:ext uri="{28A0092B-C50C-407E-A947-70E740481C1C}">
+                          <a14:useLocalDpi xmlns:a14="http://schemas.microsoft.com/office/drawing/2010/main" val="0"/>
+                        </a:ext>
+                      </a:extLst>
+                    </a:blip>
+                    <a:stretch>
+                      <a:fillRect/>
+                    </a:stretch>
+                  </pic:blipFill>
+                  <pic:spPr>
+                    <a:xfrm>
+                      <a:off x="0" y="0"/>
+                      <a:ext cx="6310630" cy="7349490"/>
+                    </a:xfrm>
+                    <a:prstGeom prst="rect">
+                      <a:avLst/>
+                    </a:prstGeom>
+                    <a:ln w="38100" cap="sq">
+                      <a:solidFill>
+                        <a:srgbClr val="000000"/>
+                      </a:solidFill>
+                      <a:prstDash val="solid"/>
+                      <a:miter lim="800000"/>
+                    </a:ln>
+                    <a:effectLst>
+                      <a:outerShdw blurRad="50800" dist="38100" dir="2700000" algn="tl" rotWithShape="0">
+                        <a:srgbClr val="000000">
+                          <a:alpha val="43000"/>
+                        </a:srgbClr>
+                      </a:outerShdw>
+                    </a:effectLst>
+                  </pic:spPr>
+                </pic:pic>
+              </a:graphicData>
+            </a:graphic>
+          </wp:anchor>
+        </w:drawing>
+      </w:r>
+      <w:r>
+        <w:rPr>
+          <w:sz w:val="36"/>
+          <w:szCs w:val="36"/>
+        </w:rPr>
+        <w:tab/>
+      </w:r>
+      <w:r>
+        <w:rPr>
+          <w:sz w:val="36"/>
+          <w:szCs w:val="36"/>
+        </w:rPr>
+        <w:tab/>
+      </w:r>
+      <w:r>
+        <w:rPr>
+          <w:b/>
+          <w:bCs/>
+          <w:i/>
+          <w:iCs/>
+          <w:color w:val="FF0000"/>
+          <w:sz w:val="48"/>
+          <w:szCs w:val="48"/>
+        </w:rPr>
+        <w:tab/>
+      </w:r>
+      <w:r>
+        <w:rPr>
+          <w:b/>
+          <w:bCs/>
+          <w:i/>
+          <w:iCs/>
+          <w:color w:val="FF0000"/>
+          <w:sz w:val="48"/>
+          <w:szCs w:val="48"/>
+        </w:rPr>
+        <w:tab/>
+      </w:r>
+      <w:r>
+        <w:rPr>
+          <w:b/>
+          <w:bCs/>
+          <w:i/>
+          <w:iCs/>
+          <w:color w:val="FF0000"/>
+          <w:sz w:val="48"/>
+          <w:szCs w:val="48"/>
+        </w:rPr>
+        <w:tab/>
+      </w:r>
+    </w:p>
+    <w:p>
+      <w:pPr>
+        <w:rPr>
+          <w:b/>
+          <w:bCs/>
+          <w:i/>
+          <w:iCs/>
+          <w:color w:val="FF0000"/>
+          <w:sz w:val="48"/>
+          <w:szCs w:val="48"/>
+        </w:rPr>
+      </w:pPr>
+    </w:p>
+    <w:p>
+      <w:pPr>
+        <w:rPr>
+          <w:b/>
+          <w:bCs/>
+          <w:i/>
+          <w:iCs/>
+          <w:color w:val="FF0000"/>
+          <w:sz w:val="48"/>
+          <w:szCs w:val="48"/>
+        </w:rPr>
+      </w:pPr>
+    </w:p>
+    <w:p>
+      <w:pPr>
+        <w:tabs>
+          <w:tab w:val="left" w:pos="4420"/>
+        </w:tabs>
+        <w:rPr>
+          <w:sz w:val="28"/>
+          <w:szCs w:val="28"/>
+        </w:rPr>
+      </w:pPr>
+    </w:p>
+    <w:p>
+      <w:pPr>
+        <w:rPr>
+          <w:sz w:val="28"/>
+          <w:szCs w:val="28"/>
+        </w:rPr>
+      </w:pPr>
+    </w:p>
+    <w:p>
+      <w:pPr>
+        <w:rPr>
+          <w:sz w:val="28"/>
+          <w:szCs w:val="28"/>
+        </w:rPr>
+      </w:pPr>
+    </w:p>
+    <w:p>
+      <w:pPr>
+        <w:rPr>
+          <w:sz w:val="28"/>
+          <w:szCs w:val="28"/>
+        </w:rPr>
+      </w:pPr>
+    </w:p>
+    <w:p>
+      <w:pPr>
+        <w:rPr>
+          <w:sz w:val="28"/>
+          <w:szCs w:val="28"/>
+        </w:rPr>
+      </w:pPr>
+    </w:p>
+    <w:p>
+      <w:pPr>
+        <w:rPr>
+          <w:sz w:val="28"/>
+          <w:szCs w:val="28"/>
+        </w:rPr>
+      </w:pPr>
+    </w:p>
+    <w:p>
+      <w:pPr>
+        <w:rPr>
+          <w:sz w:val="28"/>
+          <w:szCs w:val="28"/>
+        </w:rPr>
+      </w:pPr>
+    </w:p>
+    <w:p>
+      <w:pPr>
+        <w:rPr>
+          <w:sz w:val="28"/>
+          <w:szCs w:val="28"/>
+        </w:rPr>
+      </w:pPr>
+    </w:p>
+    <w:p>
+      <w:pPr>
+        <w:rPr>
+          <w:sz w:val="28"/>
+          <w:szCs w:val="28"/>
+        </w:rPr>
+      </w:pPr>
+    </w:p>
+    <w:p>
+      <w:pPr>
+        <w:rPr>
+          <w:sz w:val="28"/>
+          <w:szCs w:val="28"/>
+        </w:rPr>
+      </w:pPr>
+    </w:p>
+    <w:p>
+      <w:pPr>
+        <w:rPr>
+          <w:sz w:val="28"/>
+          <w:szCs w:val="28"/>
+        </w:rPr>
+      </w:pPr>
+    </w:p>
+    <w:p>
+      <w:pPr>
+        <w:rPr>
+          <w:sz w:val="28"/>
+          <w:szCs w:val="28"/>
+        </w:rPr>
+      </w:pPr>
+    </w:p>
+    <w:p>
+      <w:pPr>
+        <w:rPr>
+          <w:sz w:val="28"/>
+          <w:szCs w:val="28"/>
+        </w:rPr>
+      </w:pPr>
+    </w:p>
+    <w:p>
+      <w:pPr>
+        <w:rPr>
+          <w:sz w:val="28"/>
+          <w:szCs w:val="28"/>
+        </w:rPr>
+      </w:pPr>
+    </w:p>
+    <w:p>
+      <w:pPr>
+        <w:rPr>
+          <w:sz w:val="28"/>
+          <w:szCs w:val="28"/>
+        </w:rPr>
+      </w:pPr>
+    </w:p>
+    <w:p>
+      <w:pPr>
+        <w:rPr>
+          <w:sz w:val="28"/>
+          <w:szCs w:val="28"/>
+        </w:rPr>
+      </w:pPr>
+    </w:p>
+    <w:p>
+      <w:pPr>
+        <w:tabs>
+          <w:tab w:val="left" w:pos="1335"/>
+        </w:tabs>
+        <w:rPr>
+          <w:sz w:val="28"/>
+          <w:szCs w:val="28"/>
+        </w:rPr>
+      </w:pPr>
+      <w:r>
+        <w:rPr>
+          <w:sz w:val="28"/>
+          <w:szCs w:val="28"/>
+        </w:rPr>
+        <w:tab/>
+      </w:r>
+    </w:p>
+    <w:p>
+      <w:pPr>
+        <w:tabs>
+          <w:tab w:val="left" w:pos="1335"/>
+        </w:tabs>
+        <w:rPr>
+          <w:sz w:val="28"/>
+          <w:szCs w:val="28"/>
+        </w:rPr>
+      </w:pPr>
+    </w:p>
+    <w:p>
+      <w:pPr>
+        <w:tabs>
+          <w:tab w:val="left" w:pos="1335"/>
+        </w:tabs>
+        <w:rPr>
+          <w:sz w:val="28"/>
+          <w:szCs w:val="28"/>
+        </w:rPr>
+      </w:pPr>
+    </w:p>
+    <w:p>
+      <w:pPr>
+        <w:tabs>
+          <w:tab w:val="left" w:pos="1335"/>
+        </w:tabs>
+        <w:rPr>
+          <w:sz w:val="28"/>
+          <w:szCs w:val="28"/>
+        </w:rPr>
+      </w:pPr>
+      <w:r>
+        <w:rPr>
+          <w:sz w:val="28"/>
+          <w:szCs w:val="28"/>
+        </w:rPr>
+        <w:lastRenderedPageBreak/>
+        <w:drawing>
+          <wp:anchor distT="0" distB="0" distL="114300" distR="114300" simplePos="0" relativeHeight="252098560" behindDoc="0" locked="0" layoutInCell="1" allowOverlap="1" wp14:anchorId="164FD041" wp14:editId="59B53B6A">
+            <wp:simplePos x="0" y="0"/>
+            <wp:positionH relativeFrom="column">
+              <wp:posOffset>-111760</wp:posOffset>
+            </wp:positionH>
+            <wp:positionV relativeFrom="paragraph">
+              <wp:posOffset>-207010</wp:posOffset>
+            </wp:positionV>
+            <wp:extent cx="4393565" cy="7400925"/>
+            <wp:effectExtent l="76200" t="76200" r="140335" b="142875"/>
+            <wp:wrapNone/>
+            <wp:docPr id="849613587" name="Picture 1"/>
+            <wp:cNvGraphicFramePr>
+              <a:graphicFrameLocks xmlns:a="http://schemas.openxmlformats.org/drawingml/2006/main" noChangeAspect="1"/>
+            </wp:cNvGraphicFramePr>
+            <a:graphic xmlns:a="http://schemas.openxmlformats.org/drawingml/2006/main">
+              <a:graphicData uri="http://schemas.openxmlformats.org/drawingml/2006/picture">
+                <pic:pic xmlns:pic="http://schemas.openxmlformats.org/drawingml/2006/picture">
+                  <pic:nvPicPr>
+                    <pic:cNvPr id="849613587" name=""/>
+                    <pic:cNvPicPr/>
+                  </pic:nvPicPr>
+                  <pic:blipFill>
+                    <a:blip r:embed="rId65">
+                      <a:extLst>
+                        <a:ext uri="{28A0092B-C50C-407E-A947-70E740481C1C}">
+                          <a14:useLocalDpi xmlns:a14="http://schemas.microsoft.com/office/drawing/2010/main" val="0"/>
+                        </a:ext>
+                      </a:extLst>
+                    </a:blip>
+                    <a:stretch>
+                      <a:fillRect/>
+                    </a:stretch>
+                  </pic:blipFill>
+                  <pic:spPr>
+                    <a:xfrm>
+                      <a:off x="0" y="0"/>
+                      <a:ext cx="4393565" cy="7400925"/>
+                    </a:xfrm>
+                    <a:prstGeom prst="rect">
+                      <a:avLst/>
+                    </a:prstGeom>
+                    <a:ln w="38100" cap="sq">
+                      <a:solidFill>
+                        <a:srgbClr val="000000"/>
+                      </a:solidFill>
+                      <a:prstDash val="solid"/>
+                      <a:miter lim="800000"/>
+                    </a:ln>
+                    <a:effectLst>
+                      <a:outerShdw blurRad="50800" dist="38100" dir="2700000" algn="tl" rotWithShape="0">
+                        <a:srgbClr val="000000">
+                          <a:alpha val="43000"/>
+                        </a:srgbClr>
+                      </a:outerShdw>
+                    </a:effectLst>
+                  </pic:spPr>
+                </pic:pic>
+              </a:graphicData>
+            </a:graphic>
+          </wp:anchor>
+        </w:drawing>
+      </w:r>
+    </w:p>
+    <w:p>
+      <w:pPr>
+        <w:tabs>
+          <w:tab w:val="left" w:pos="1335"/>
+        </w:tabs>
+        <w:rPr>
+          <w:sz w:val="28"/>
+          <w:szCs w:val="28"/>
+        </w:rPr>
+      </w:pPr>
+    </w:p>
+    <w:p>
+      <w:pPr>
+        <w:tabs>
+          <w:tab w:val="left" w:pos="1335"/>
+        </w:tabs>
+        <w:rPr>
+          <w:sz w:val="28"/>
+          <w:szCs w:val="28"/>
+        </w:rPr>
+      </w:pPr>
+    </w:p>
+    <w:p>
+      <w:pPr>
+        <w:tabs>
+          <w:tab w:val="left" w:pos="1335"/>
+        </w:tabs>
+        <w:rPr>
+          <w:sz w:val="28"/>
+          <w:szCs w:val="28"/>
+        </w:rPr>
+      </w:pPr>
+    </w:p>
+    <w:p>
+      <w:pPr>
+        <w:tabs>
+          <w:tab w:val="left" w:pos="1335"/>
+        </w:tabs>
+        <w:rPr>
+          <w:sz w:val="28"/>
+          <w:szCs w:val="28"/>
+        </w:rPr>
+      </w:pPr>
+    </w:p>
+    <w:p>
+      <w:pPr>
+        <w:tabs>
+          <w:tab w:val="left" w:pos="1335"/>
+        </w:tabs>
+        <w:rPr>
+          <w:sz w:val="28"/>
+          <w:szCs w:val="28"/>
+        </w:rPr>
+      </w:pPr>
+    </w:p>
+    <w:p>
+      <w:pPr>
+        <w:tabs>
+          <w:tab w:val="left" w:pos="1335"/>
+        </w:tabs>
+        <w:rPr>
+          <w:sz w:val="28"/>
+          <w:szCs w:val="28"/>
+        </w:rPr>
+      </w:pPr>
+    </w:p>
+    <w:p>
+      <w:pPr>
+        <w:tabs>
+          <w:tab w:val="left" w:pos="1335"/>
+        </w:tabs>
+        <w:rPr>
+          <w:sz w:val="28"/>
+          <w:szCs w:val="28"/>
+        </w:rPr>
+      </w:pPr>
+    </w:p>
+    <w:p>
+      <w:pPr>
+        <w:tabs>
+          <w:tab w:val="left" w:pos="1335"/>
+        </w:tabs>
+        <w:rPr>
+          <w:sz w:val="28"/>
+          <w:szCs w:val="28"/>
+        </w:rPr>
+      </w:pPr>
+    </w:p>
+    <w:p>
+      <w:pPr>
+        <w:tabs>
+          <w:tab w:val="left" w:pos="1335"/>
+        </w:tabs>
+        <w:rPr>
+          <w:sz w:val="28"/>
+          <w:szCs w:val="28"/>
+        </w:rPr>
+      </w:pPr>
+    </w:p>
+    <w:p>
+      <w:pPr>
+        <w:tabs>
+          <w:tab w:val="left" w:pos="1335"/>
+        </w:tabs>
+        <w:rPr>
+          <w:sz w:val="28"/>
+          <w:szCs w:val="28"/>
+        </w:rPr>
+      </w:pPr>
+    </w:p>
+    <w:p>
+      <w:pPr>
+        <w:tabs>
+          <w:tab w:val="left" w:pos="1335"/>
+        </w:tabs>
+        <w:rPr>
+          <w:sz w:val="28"/>
+          <w:szCs w:val="28"/>
+        </w:rPr>
+      </w:pPr>
+    </w:p>
+    <w:p>
+      <w:pPr>
+        <w:tabs>
+          <w:tab w:val="left" w:pos="1335"/>
+        </w:tabs>
+        <w:rPr>
+          <w:sz w:val="28"/>
+          <w:szCs w:val="28"/>
+        </w:rPr>
+      </w:pPr>
+    </w:p>
+    <w:p>
+      <w:pPr>
+        <w:tabs>
+          <w:tab w:val="left" w:pos="1335"/>
+        </w:tabs>
+        <w:rPr>
+          <w:sz w:val="28"/>
+          <w:szCs w:val="28"/>
+        </w:rPr>
+      </w:pPr>
+    </w:p>
+    <w:p>
+      <w:pPr>
+        <w:tabs>
+          <w:tab w:val="left" w:pos="1335"/>
+        </w:tabs>
+        <w:rPr>
+          <w:sz w:val="28"/>
+          <w:szCs w:val="28"/>
+        </w:rPr>
+      </w:pPr>
+    </w:p>
+    <w:p>
+      <w:pPr>
+        <w:tabs>
+          <w:tab w:val="left" w:pos="1335"/>
+        </w:tabs>
+        <w:rPr>
+          <w:sz w:val="28"/>
+          <w:szCs w:val="28"/>
+        </w:rPr>
+      </w:pPr>
+    </w:p>
+    <w:p>
+      <w:pPr>
+        <w:tabs>
+          <w:tab w:val="left" w:pos="1335"/>
+        </w:tabs>
+        <w:rPr>
+          <w:sz w:val="28"/>
+          <w:szCs w:val="28"/>
+        </w:rPr>
+      </w:pPr>
+    </w:p>
+    <w:p>
+      <w:pPr>
+        <w:tabs>
+          <w:tab w:val="left" w:pos="1335"/>
+        </w:tabs>
+        <w:rPr>
+          <w:sz w:val="28"/>
+          <w:szCs w:val="28"/>
+        </w:rPr>
+      </w:pPr>
+      <w:r>
+        <w:rPr>
+          <w:sz w:val="28"/>
+          <w:szCs w:val="28"/>
+        </w:rPr>
+        <w:drawing>
+          <wp:anchor distT="0" distB="0" distL="114300" distR="114300" simplePos="0" relativeHeight="252099584" behindDoc="0" locked="0" layoutInCell="1" allowOverlap="1" wp14:anchorId="127846D8" wp14:editId="689D3BAE">
+            <wp:simplePos x="0" y="0"/>
+            <wp:positionH relativeFrom="column">
+              <wp:posOffset>2602865</wp:posOffset>
+            </wp:positionH>
+            <wp:positionV relativeFrom="paragraph">
+              <wp:posOffset>78740</wp:posOffset>
+            </wp:positionV>
+            <wp:extent cx="3772025" cy="2705100"/>
+            <wp:effectExtent l="76200" t="76200" r="133350" b="133350"/>
+            <wp:wrapNone/>
+            <wp:docPr id="1638949687" name="Picture 1"/>
+            <wp:cNvGraphicFramePr>
+              <a:graphicFrameLocks xmlns:a="http://schemas.openxmlformats.org/drawingml/2006/main" noChangeAspect="1"/>
+            </wp:cNvGraphicFramePr>
+            <a:graphic xmlns:a="http://schemas.openxmlformats.org/drawingml/2006/main">
+              <a:graphicData uri="http://schemas.openxmlformats.org/drawingml/2006/picture">
+                <pic:pic xmlns:pic="http://schemas.openxmlformats.org/drawingml/2006/picture">
+                  <pic:nvPicPr>
+                    <pic:cNvPr id="1638949687" name=""/>
+                    <pic:cNvPicPr/>
+                  </pic:nvPicPr>
+                  <pic:blipFill rotWithShape="1">
+                    <a:blip r:embed="rId66">
+                      <a:extLst>
+                        <a:ext uri="{28A0092B-C50C-407E-A947-70E740481C1C}">
+                          <a14:useLocalDpi xmlns:a14="http://schemas.microsoft.com/office/drawing/2010/main" val="0"/>
+                        </a:ext>
+                      </a:extLst>
+                    </a:blip>
+                    <a:srcRect b="18671"/>
+                    <a:stretch>
+                      <a:fillRect/>
+                    </a:stretch>
+                  </pic:blipFill>
+                  <pic:spPr bwMode="auto">
+                    <a:xfrm>
+                      <a:off x="0" y="0"/>
+                      <a:ext cx="3772025" cy="2705100"/>
+                    </a:xfrm>
+                    <a:prstGeom prst="rect">
+                      <a:avLst/>
+                    </a:prstGeom>
+                    <a:ln w="38100" cap="sq" cmpd="sng" algn="ctr">
+                      <a:solidFill>
+                        <a:srgbClr val="000000"/>
+                      </a:solidFill>
+                      <a:prstDash val="solid"/>
+                      <a:miter lim="800000"/>
+                      <a:headEnd type="none" w="med" len="med"/>
+                      <a:tailEnd type="none" w="med" len="med"/>
+                      <a:extLst>
+                        <a:ext uri="{C807C97D-BFC1-408E-A445-0C87EB9F89A2}">
+                          <ask:lineSketchStyleProps xmlns:ask="http://schemas.microsoft.com/office/drawing/2018/sketchyshapes" sd="0">
+                            <a:custGeom>
+                              <a:avLst/>
+                              <a:gdLst/>
+                              <a:ahLst/>
+                              <a:cxnLst/>
+                              <a:rect l="0" t="0" r="0" b="0"/>
+                              <a:pathLst/>
+                            </a:custGeom>
+                            <ask:type/>
+                          </ask:lineSketchStyleProps>
+                        </a:ext>
+                      </a:extLst>
+                    </a:ln>
+                    <a:effectLst>
+                      <a:outerShdw blurRad="50800" dist="38100" dir="2700000" algn="tl" rotWithShape="0">
+                        <a:srgbClr val="000000">
+                          <a:alpha val="43000"/>
+                        </a:srgbClr>
+                      </a:outerShdw>
+                    </a:effectLst>
+                    <a:extLst>
+                      <a:ext uri="{53640926-AAD7-44D8-BBD7-CCE9431645EC}">
+                        <a14:shadowObscured xmlns:a14="http://schemas.microsoft.com/office/drawing/2010/main"/>
+                      </a:ext>
+                    </a:extLst>
+                  </pic:spPr>
+                </pic:pic>
+              </a:graphicData>
+            </a:graphic>
+            <wp14:sizeRelH relativeFrom="margin">
+              <wp14:pctWidth>0</wp14:pctWidth>
+            </wp14:sizeRelH>
+            <wp14:sizeRelV relativeFrom="margin">
+              <wp14:pctHeight>0</wp14:pctHeight>
+            </wp14:sizeRelV>
+          </wp:anchor>
+        </w:drawing>
+      </w:r>
+    </w:p>
+    <w:p>
+      <w:pPr>
+        <w:tabs>
+          <w:tab w:val="left" w:pos="1335"/>
+        </w:tabs>
+        <w:rPr>
+          <w:sz w:val="28"/>
+          <w:szCs w:val="28"/>
+        </w:rPr>
+      </w:pPr>
+    </w:p>
+    <w:p>
+      <w:pPr>
+        <w:tabs>
+          <w:tab w:val="left" w:pos="1335"/>
+        </w:tabs>
+        <w:rPr>
+          <w:sz w:val="28"/>
+          <w:szCs w:val="28"/>
+        </w:rPr>
+      </w:pPr>
+    </w:p>
+    <w:p>
+      <w:pPr>
+        <w:tabs>
+          <w:tab w:val="left" w:pos="1335"/>
+        </w:tabs>
+        <w:rPr>
+          <w:sz w:val="28"/>
+          <w:szCs w:val="28"/>
+        </w:rPr>
+      </w:pPr>
+    </w:p>
+    <w:p>
+      <w:pPr>
+        <w:tabs>
+          <w:tab w:val="left" w:pos="1335"/>
+        </w:tabs>
+        <w:rPr>
+          <w:sz w:val="28"/>
+          <w:szCs w:val="28"/>
+        </w:rPr>
+      </w:pPr>
+    </w:p>
+    <w:p>
+      <w:pPr>
+        <w:tabs>
+          <w:tab w:val="left" w:pos="1335"/>
+        </w:tabs>
+        <w:rPr>
+          <w:sz w:val="28"/>
+          <w:szCs w:val="28"/>
+        </w:rPr>
+      </w:pPr>
+    </w:p>
+    <w:p>
+      <w:pPr>
+        <w:tabs>
+          <w:tab w:val="left" w:pos="1335"/>
+        </w:tabs>
+        <w:rPr>
+          <w:sz w:val="28"/>
+          <w:szCs w:val="28"/>
+        </w:rPr>
+      </w:pPr>
+    </w:p>
+    <w:p>
+      <w:pPr>
+        <w:tabs>
+          <w:tab w:val="left" w:pos="2367"/>
+        </w:tabs>
+        <w:rPr>
+          <w:sz w:val="36"/>
+          <w:szCs w:val="36"/>
+        </w:rPr>
+      </w:pPr>
+      <w:r>
+        <w:rPr>
+          <w:b/>
+          <w:bCs/>
+          <w:i/>
+          <w:iCs/>
+          <w:color w:val="FF0000"/>
+          <w:sz w:val="48"/>
+          <w:szCs w:val="48"/>
+        </w:rPr>
+        <w:lastRenderedPageBreak/>
+        <w:t>-</w:t>
+      </w:r>
+      <w:r>
+        <w:rPr>
+          <w:b/>
+          <w:bCs/>
+          <w:i/>
+          <w:iCs/>
+          <w:color w:val="FF0000"/>
+          <w:sz w:val="48"/>
+          <w:szCs w:val="48"/>
+        </w:rPr>
+        <w:t>Bug Report</w:t>
+      </w:r>
+      <w:r>
+        <w:rPr>
+          <w:b/>
+          <w:bCs/>
+          <w:i/>
+          <w:iCs/>
+          <w:color w:val="FF0000"/>
+          <w:sz w:val="48"/>
+          <w:szCs w:val="48"/>
+        </w:rPr>
+        <w:t>:</w:t>
+      </w:r>
+    </w:p>
+    <w:tbl>
+      <w:tblPr>
+        <w:tblStyle w:val="GridTable5Dark-Accent1"/>
+        <w:tblW w:w="0" w:type="auto"/>
+        <w:tblLook w:val="04A0" w:firstRow="1" w:lastRow="0" w:firstColumn="1" w:lastColumn="0" w:noHBand="0" w:noVBand="1"/>
+      </w:tblPr>
+      <w:tblGrid>
+        <w:gridCol w:w="1838"/>
+        <w:gridCol w:w="8090"/>
+      </w:tblGrid>
+      <w:tr>
+        <w:trPr>
+          <w:cnfStyle w:val="100000000000" w:firstRow="1" w:lastRow="0" w:firstColumn="0" w:lastColumn="0" w:oddVBand="0" w:evenVBand="0" w:oddHBand="0" w:evenHBand="0" w:firstRowFirstColumn="0" w:firstRowLastColumn="0" w:lastRowFirstColumn="0" w:lastRowLastColumn="0"/>
+        </w:trPr>
+        <w:tc>
+          <w:tcPr>
+            <w:cnfStyle w:val="001000000000" w:firstRow="0" w:lastRow="0" w:firstColumn="1" w:lastColumn="0" w:oddVBand="0" w:evenVBand="0" w:oddHBand="0" w:evenHBand="0" w:firstRowFirstColumn="0" w:firstRowLastColumn="0" w:lastRowFirstColumn="0" w:lastRowLastColumn="0"/>
+            <w:tcW w:w="1838" w:type="dxa"/>
+          </w:tcPr>
+          <w:p>
+            <w:pPr>
+              <w:tabs>
+                <w:tab w:val="left" w:pos="1335"/>
+              </w:tabs>
+              <w:jc w:val="center"/>
+              <w:rPr>
+                <w:sz w:val="28"/>
+                <w:szCs w:val="28"/>
+              </w:rPr>
+            </w:pPr>
+          </w:p>
+        </w:tc>
+        <w:tc>
+          <w:tcPr>
+            <w:tcW w:w="8090" w:type="dxa"/>
+          </w:tcPr>
+          <w:p>
+            <w:pPr>
+              <w:tabs>
+                <w:tab w:val="left" w:pos="1335"/>
+              </w:tabs>
+              <w:jc w:val="center"/>
+              <w:cnfStyle w:val="100000000000" w:firstRow="1" w:lastRow="0" w:firstColumn="0" w:lastColumn="0" w:oddVBand="0" w:evenVBand="0" w:oddHBand="0" w:evenHBand="0" w:firstRowFirstColumn="0" w:firstRowLastColumn="0" w:lastRowFirstColumn="0" w:lastRowLastColumn="0"/>
+              <w:rPr>
+                <w:sz w:val="28"/>
+                <w:szCs w:val="28"/>
+              </w:rPr>
+            </w:pPr>
+            <w:r>
+              <w:rPr>
+                <w:sz w:val="28"/>
+                <w:szCs w:val="28"/>
+              </w:rPr>
+              <w:t xml:space="preserve">Bug #1: </w:t>
+            </w:r>
+            <w:r>
+              <w:rPr>
+                <w:sz w:val="28"/>
+                <w:szCs w:val="28"/>
+              </w:rPr>
+              <w:t>analog</w:t>
+            </w:r>
+            <w:r>
+              <w:rPr>
+                <w:sz w:val="28"/>
+                <w:szCs w:val="28"/>
+              </w:rPr>
+              <w:t>_</w:t>
+            </w:r>
+            <w:r>
+              <w:rPr>
+                <w:sz w:val="28"/>
+                <w:szCs w:val="28"/>
+              </w:rPr>
+              <w:t>test</w:t>
+            </w:r>
+          </w:p>
+        </w:tc>
+      </w:tr>
+      <w:tr>
+        <w:trPr>
+          <w:cnfStyle w:val="000000100000" w:firstRow="0" w:lastRow="0" w:firstColumn="0" w:lastColumn="0" w:oddVBand="0" w:evenVBand="0" w:oddHBand="1" w:evenHBand="0" w:firstRowFirstColumn="0" w:firstRowLastColumn="0" w:lastRowFirstColumn="0" w:lastRowLastColumn="0"/>
+        </w:trPr>
+        <w:tc>
+          <w:tcPr>
+            <w:cnfStyle w:val="001000000000" w:firstRow="0" w:lastRow="0" w:firstColumn="1" w:lastColumn="0" w:oddVBand="0" w:evenVBand="0" w:oddHBand="0" w:evenHBand="0" w:firstRowFirstColumn="0" w:firstRowLastColumn="0" w:lastRowFirstColumn="0" w:lastRowLastColumn="0"/>
+            <w:tcW w:w="1838" w:type="dxa"/>
+          </w:tcPr>
+          <w:p>
+            <w:pPr>
+              <w:tabs>
+                <w:tab w:val="left" w:pos="1335"/>
+              </w:tabs>
+              <w:jc w:val="center"/>
+              <w:rPr>
+                <w:sz w:val="28"/>
+                <w:szCs w:val="28"/>
+              </w:rPr>
+            </w:pPr>
+            <w:r>
+              <w:rPr>
+                <w:sz w:val="28"/>
+                <w:szCs w:val="28"/>
+              </w:rPr>
+              <w:t>Design i/p</w:t>
+            </w:r>
+          </w:p>
+        </w:tc>
+        <w:tc>
+          <w:tcPr>
+            <w:tcW w:w="8090" w:type="dxa"/>
+          </w:tcPr>
+          <w:p>
+            <w:pPr>
+              <w:tabs>
+                <w:tab w:val="left" w:pos="1335"/>
+              </w:tabs>
+              <w:jc w:val="center"/>
+              <w:cnfStyle w:val="000000100000" w:firstRow="0" w:lastRow="0" w:firstColumn="0" w:lastColumn="0" w:oddVBand="0" w:evenVBand="0" w:oddHBand="1" w:evenHBand="0" w:firstRowFirstColumn="0" w:firstRowLastColumn="0" w:lastRowFirstColumn="0" w:lastRowLastColumn="0"/>
+              <w:rPr>
+                <w:sz w:val="28"/>
+                <w:szCs w:val="28"/>
+              </w:rPr>
+            </w:pPr>
+            <w:r>
+              <w:rPr>
+                <w:sz w:val="28"/>
+                <w:szCs w:val="28"/>
+              </w:rPr>
+              <w:t>Reset asserted</w:t>
+            </w:r>
+          </w:p>
+        </w:tc>
+      </w:tr>
+      <w:tr>
+        <w:tc>
+          <w:tcPr>
+            <w:cnfStyle w:val="001000000000" w:firstRow="0" w:lastRow="0" w:firstColumn="1" w:lastColumn="0" w:oddVBand="0" w:evenVBand="0" w:oddHBand="0" w:evenHBand="0" w:firstRowFirstColumn="0" w:firstRowLastColumn="0" w:lastRowFirstColumn="0" w:lastRowLastColumn="0"/>
+            <w:tcW w:w="1838" w:type="dxa"/>
+          </w:tcPr>
+          <w:p>
+            <w:pPr>
+              <w:tabs>
+                <w:tab w:val="left" w:pos="1335"/>
+              </w:tabs>
+              <w:jc w:val="center"/>
+              <w:rPr>
+                <w:sz w:val="28"/>
+                <w:szCs w:val="28"/>
+              </w:rPr>
+            </w:pPr>
+            <w:r>
+              <w:rPr>
+                <w:sz w:val="28"/>
+                <w:szCs w:val="28"/>
+              </w:rPr>
+              <w:t>Expected</w:t>
+            </w:r>
+          </w:p>
+        </w:tc>
+        <w:tc>
+          <w:tcPr>
+            <w:tcW w:w="8090" w:type="dxa"/>
+          </w:tcPr>
+          <w:p>
+            <w:pPr>
+              <w:tabs>
+                <w:tab w:val="left" w:pos="1335"/>
+              </w:tabs>
+              <w:jc w:val="center"/>
+              <w:cnfStyle w:val="000000000000" w:firstRow="0" w:lastRow="0" w:firstColumn="0" w:lastColumn="0" w:oddVBand="0" w:evenVBand="0" w:oddHBand="0" w:evenHBand="0" w:firstRowFirstColumn="0" w:firstRowLastColumn="0" w:lastRowFirstColumn="0" w:lastRowLastColumn="0"/>
+              <w:rPr>
+                <w:sz w:val="28"/>
+                <w:szCs w:val="28"/>
+              </w:rPr>
+            </w:pPr>
+            <w:r>
+              <w:rPr>
+                <w:sz w:val="28"/>
+                <w:szCs w:val="28"/>
+              </w:rPr>
+              <w:t>a</w:t>
+            </w:r>
+            <w:r>
+              <w:rPr>
+                <w:sz w:val="28"/>
+                <w:szCs w:val="28"/>
+              </w:rPr>
+              <w:t>nalog</w:t>
+            </w:r>
+            <w:r>
+              <w:rPr>
+                <w:sz w:val="28"/>
+                <w:szCs w:val="28"/>
+              </w:rPr>
+              <w:t>_</w:t>
+            </w:r>
+            <w:r>
+              <w:rPr>
+                <w:sz w:val="28"/>
+                <w:szCs w:val="28"/>
+              </w:rPr>
+              <w:t>test reset to 0xabcd</w:t>
+            </w:r>
+          </w:p>
+        </w:tc>
+      </w:tr>
+      <w:tr>
+        <w:trPr>
+          <w:cnfStyle w:val="000000100000" w:firstRow="0" w:lastRow="0" w:firstColumn="0" w:lastColumn="0" w:oddVBand="0" w:evenVBand="0" w:oddHBand="1" w:evenHBand="0" w:firstRowFirstColumn="0" w:firstRowLastColumn="0" w:lastRowFirstColumn="0" w:lastRowLastColumn="0"/>
+        </w:trPr>
+        <w:tc>
+          <w:tcPr>
+            <w:cnfStyle w:val="001000000000" w:firstRow="0" w:lastRow="0" w:firstColumn="1" w:lastColumn="0" w:oddVBand="0" w:evenVBand="0" w:oddHBand="0" w:evenHBand="0" w:firstRowFirstColumn="0" w:firstRowLastColumn="0" w:lastRowFirstColumn="0" w:lastRowLastColumn="0"/>
+            <w:tcW w:w="1838" w:type="dxa"/>
+          </w:tcPr>
+          <w:p>
+            <w:pPr>
+              <w:tabs>
+                <w:tab w:val="left" w:pos="1335"/>
+              </w:tabs>
+              <w:jc w:val="center"/>
+              <w:rPr>
+                <w:sz w:val="28"/>
+                <w:szCs w:val="28"/>
+              </w:rPr>
+            </w:pPr>
+            <w:r>
+              <w:rPr>
+                <w:sz w:val="28"/>
+                <w:szCs w:val="28"/>
+              </w:rPr>
+              <w:t>Observed</w:t>
+            </w:r>
+          </w:p>
+        </w:tc>
+        <w:tc>
+          <w:tcPr>
+            <w:tcW w:w="8090" w:type="dxa"/>
+          </w:tcPr>
+          <w:p>
+            <w:pPr>
+              <w:tabs>
+                <w:tab w:val="left" w:pos="1335"/>
+              </w:tabs>
+              <w:jc w:val="center"/>
+              <w:cnfStyle w:val="000000100000" w:firstRow="0" w:lastRow="0" w:firstColumn="0" w:lastColumn="0" w:oddVBand="0" w:evenVBand="0" w:oddHBand="1" w:evenHBand="0" w:firstRowFirstColumn="0" w:firstRowLastColumn="0" w:lastRowFirstColumn="0" w:lastRowLastColumn="0"/>
+              <w:rPr>
+                <w:sz w:val="28"/>
+                <w:szCs w:val="28"/>
+              </w:rPr>
+            </w:pPr>
+            <w:r>
+              <w:rPr>
+                <w:sz w:val="28"/>
+                <w:szCs w:val="28"/>
+              </w:rPr>
+              <w:t>a</w:t>
+            </w:r>
+            <w:r>
+              <w:rPr>
+                <w:sz w:val="28"/>
+                <w:szCs w:val="28"/>
+              </w:rPr>
+              <w:t>nalog</w:t>
+            </w:r>
+            <w:r>
+              <w:rPr>
+                <w:sz w:val="28"/>
+                <w:szCs w:val="28"/>
+              </w:rPr>
+              <w:t>_</w:t>
+            </w:r>
+            <w:r>
+              <w:rPr>
+                <w:sz w:val="28"/>
+                <w:szCs w:val="28"/>
+              </w:rPr>
+              <w:t>test</w:t>
+            </w:r>
+            <w:r>
+              <w:rPr>
+                <w:sz w:val="28"/>
+                <w:szCs w:val="28"/>
+              </w:rPr>
+              <w:t xml:space="preserve"> reset to 0xabc</w:t>
+            </w:r>
+            <w:r>
+              <w:rPr>
+                <w:sz w:val="28"/>
+                <w:szCs w:val="28"/>
+              </w:rPr>
+              <w:t>c</w:t>
+            </w:r>
+          </w:p>
+        </w:tc>
+      </w:tr>
+    </w:tbl>
+    <w:p>
+      <w:pPr>
+        <w:tabs>
+          <w:tab w:val="left" w:pos="1335"/>
+        </w:tabs>
+        <w:rPr>
+          <w:sz w:val="28"/>
+          <w:szCs w:val="28"/>
+        </w:rPr>
+      </w:pPr>
+    </w:p>
+    <w:tbl>
+      <w:tblPr>
+        <w:tblStyle w:val="GridTable5Dark-Accent1"/>
+        <w:tblW w:w="0" w:type="auto"/>
+        <w:tblLook w:val="04A0" w:firstRow="1" w:lastRow="0" w:firstColumn="1" w:lastColumn="0" w:noHBand="0" w:noVBand="1"/>
+      </w:tblPr>
+      <w:tblGrid>
+        <w:gridCol w:w="1838"/>
+        <w:gridCol w:w="8090"/>
+      </w:tblGrid>
+      <w:tr>
+        <w:trPr>
+          <w:cnfStyle w:val="100000000000" w:firstRow="1" w:lastRow="0" w:firstColumn="0" w:lastColumn="0" w:oddVBand="0" w:evenVBand="0" w:oddHBand="0" w:evenHBand="0" w:firstRowFirstColumn="0" w:firstRowLastColumn="0" w:lastRowFirstColumn="0" w:lastRowLastColumn="0"/>
+        </w:trPr>
+        <w:tc>
+          <w:tcPr>
+            <w:cnfStyle w:val="001000000000" w:firstRow="0" w:lastRow="0" w:firstColumn="1" w:lastColumn="0" w:oddVBand="0" w:evenVBand="0" w:oddHBand="0" w:evenHBand="0" w:firstRowFirstColumn="0" w:firstRowLastColumn="0" w:lastRowFirstColumn="0" w:lastRowLastColumn="0"/>
+            <w:tcW w:w="1838" w:type="dxa"/>
+          </w:tcPr>
+          <w:p>
+            <w:pPr>
+              <w:tabs>
+                <w:tab w:val="left" w:pos="1335"/>
+              </w:tabs>
+              <w:jc w:val="center"/>
+              <w:rPr>
+                <w:sz w:val="28"/>
+                <w:szCs w:val="28"/>
+              </w:rPr>
+            </w:pPr>
+          </w:p>
+        </w:tc>
+        <w:tc>
+          <w:tcPr>
+            <w:tcW w:w="8090" w:type="dxa"/>
+          </w:tcPr>
+          <w:p>
+            <w:pPr>
+              <w:tabs>
+                <w:tab w:val="left" w:pos="1335"/>
+              </w:tabs>
+              <w:jc w:val="center"/>
+              <w:cnfStyle w:val="100000000000" w:firstRow="1" w:lastRow="0" w:firstColumn="0" w:lastColumn="0" w:oddVBand="0" w:evenVBand="0" w:oddHBand="0" w:evenHBand="0" w:firstRowFirstColumn="0" w:firstRowLastColumn="0" w:lastRowFirstColumn="0" w:lastRowLastColumn="0"/>
+              <w:rPr>
+                <w:sz w:val="28"/>
+                <w:szCs w:val="28"/>
+              </w:rPr>
+            </w:pPr>
+            <w:r>
+              <w:rPr>
+                <w:sz w:val="28"/>
+                <w:szCs w:val="28"/>
+              </w:rPr>
+              <w:t>Bug #</w:t>
+            </w:r>
+            <w:r>
+              <w:rPr>
+                <w:sz w:val="28"/>
+                <w:szCs w:val="28"/>
+              </w:rPr>
+              <w:t>2</w:t>
+            </w:r>
+            <w:r>
+              <w:rPr>
+                <w:sz w:val="28"/>
+                <w:szCs w:val="28"/>
+              </w:rPr>
+              <w:t xml:space="preserve">: </w:t>
+            </w:r>
+            <w:r>
+              <w:rPr>
+                <w:sz w:val="28"/>
+                <w:szCs w:val="28"/>
+              </w:rPr>
+              <w:t>adc0_reg</w:t>
+            </w:r>
+          </w:p>
+        </w:tc>
+      </w:tr>
+      <w:tr>
+        <w:trPr>
+          <w:cnfStyle w:val="000000100000" w:firstRow="0" w:lastRow="0" w:firstColumn="0" w:lastColumn="0" w:oddVBand="0" w:evenVBand="0" w:oddHBand="1" w:evenHBand="0" w:firstRowFirstColumn="0" w:firstRowLastColumn="0" w:lastRowFirstColumn="0" w:lastRowLastColumn="0"/>
+        </w:trPr>
+        <w:tc>
+          <w:tcPr>
+            <w:cnfStyle w:val="001000000000" w:firstRow="0" w:lastRow="0" w:firstColumn="1" w:lastColumn="0" w:oddVBand="0" w:evenVBand="0" w:oddHBand="0" w:evenHBand="0" w:firstRowFirstColumn="0" w:firstRowLastColumn="0" w:lastRowFirstColumn="0" w:lastRowLastColumn="0"/>
+            <w:tcW w:w="1838" w:type="dxa"/>
+          </w:tcPr>
+          <w:p>
+            <w:pPr>
+              <w:tabs>
+                <w:tab w:val="left" w:pos="1335"/>
+              </w:tabs>
+              <w:jc w:val="center"/>
+              <w:rPr>
+                <w:sz w:val="28"/>
+                <w:szCs w:val="28"/>
+              </w:rPr>
+            </w:pPr>
+            <w:r>
+              <w:rPr>
+                <w:sz w:val="28"/>
+                <w:szCs w:val="28"/>
+              </w:rPr>
+              <w:t>Design i/p</w:t>
+            </w:r>
+          </w:p>
+        </w:tc>
+        <w:tc>
+          <w:tcPr>
+            <w:tcW w:w="8090" w:type="dxa"/>
+          </w:tcPr>
+          <w:p>
+            <w:pPr>
+              <w:tabs>
+                <w:tab w:val="left" w:pos="1335"/>
+              </w:tabs>
+              <w:jc w:val="center"/>
+              <w:cnfStyle w:val="000000100000" w:firstRow="0" w:lastRow="0" w:firstColumn="0" w:lastColumn="0" w:oddVBand="0" w:evenVBand="0" w:oddHBand="1" w:evenHBand="0" w:firstRowFirstColumn="0" w:firstRowLastColumn="0" w:lastRowFirstColumn="0" w:lastRowLastColumn="0"/>
+              <w:rPr>
+                <w:sz w:val="28"/>
+                <w:szCs w:val="28"/>
+              </w:rPr>
+            </w:pPr>
+            <w:r>
+              <w:rPr>
+                <w:sz w:val="28"/>
+                <w:szCs w:val="28"/>
+              </w:rPr>
+              <w:t>Write 0x0001 to adc0_reg</w:t>
+            </w:r>
+          </w:p>
+        </w:tc>
+      </w:tr>
+      <w:tr>
+        <w:tc>
+          <w:tcPr>
+            <w:cnfStyle w:val="001000000000" w:firstRow="0" w:lastRow="0" w:firstColumn="1" w:lastColumn="0" w:oddVBand="0" w:evenVBand="0" w:oddHBand="0" w:evenHBand="0" w:firstRowFirstColumn="0" w:firstRowLastColumn="0" w:lastRowFirstColumn="0" w:lastRowLastColumn="0"/>
+            <w:tcW w:w="1838" w:type="dxa"/>
+          </w:tcPr>
+          <w:p>
+            <w:pPr>
+              <w:tabs>
+                <w:tab w:val="left" w:pos="1335"/>
+              </w:tabs>
+              <w:jc w:val="center"/>
+              <w:rPr>
+                <w:sz w:val="28"/>
+                <w:szCs w:val="28"/>
+              </w:rPr>
+            </w:pPr>
+            <w:r>
+              <w:rPr>
+                <w:sz w:val="28"/>
+                <w:szCs w:val="28"/>
+              </w:rPr>
+              <w:t>Expected</w:t>
+            </w:r>
+          </w:p>
+        </w:tc>
+        <w:tc>
+          <w:tcPr>
+            <w:tcW w:w="8090" w:type="dxa"/>
+          </w:tcPr>
+          <w:p>
+            <w:pPr>
+              <w:tabs>
+                <w:tab w:val="left" w:pos="1335"/>
+              </w:tabs>
+              <w:jc w:val="center"/>
+              <w:cnfStyle w:val="000000000000" w:firstRow="0" w:lastRow="0" w:firstColumn="0" w:lastColumn="0" w:oddVBand="0" w:evenVBand="0" w:oddHBand="0" w:evenHBand="0" w:firstRowFirstColumn="0" w:firstRowLastColumn="0" w:lastRowFirstColumn="0" w:lastRowLastColumn="0"/>
+              <w:rPr>
+                <w:sz w:val="28"/>
+                <w:szCs w:val="28"/>
+              </w:rPr>
+            </w:pPr>
+            <w:r>
+              <w:rPr>
+                <w:sz w:val="28"/>
+                <w:szCs w:val="28"/>
+              </w:rPr>
+              <w:t>data_out = 0x0001 after 1 cycle</w:t>
+            </w:r>
+          </w:p>
+        </w:tc>
+      </w:tr>
+      <w:tr>
+        <w:trPr>
+          <w:cnfStyle w:val="000000100000" w:firstRow="0" w:lastRow="0" w:firstColumn="0" w:lastColumn="0" w:oddVBand="0" w:evenVBand="0" w:oddHBand="1" w:evenHBand="0" w:firstRowFirstColumn="0" w:firstRowLastColumn="0" w:lastRowFirstColumn="0" w:lastRowLastColumn="0"/>
+        </w:trPr>
+        <w:tc>
+          <w:tcPr>
+            <w:cnfStyle w:val="001000000000" w:firstRow="0" w:lastRow="0" w:firstColumn="1" w:lastColumn="0" w:oddVBand="0" w:evenVBand="0" w:oddHBand="0" w:evenHBand="0" w:firstRowFirstColumn="0" w:firstRowLastColumn="0" w:lastRowFirstColumn="0" w:lastRowLastColumn="0"/>
+            <w:tcW w:w="1838" w:type="dxa"/>
+          </w:tcPr>
+          <w:p>
+            <w:pPr>
+              <w:tabs>
+                <w:tab w:val="left" w:pos="1335"/>
+              </w:tabs>
+              <w:jc w:val="center"/>
+              <w:rPr>
+                <w:sz w:val="28"/>
+                <w:szCs w:val="28"/>
+              </w:rPr>
+            </w:pPr>
+            <w:r>
+              <w:rPr>
+                <w:sz w:val="28"/>
+                <w:szCs w:val="28"/>
+              </w:rPr>
+              <w:t>Observed</w:t>
+            </w:r>
+          </w:p>
+        </w:tc>
+        <w:tc>
+          <w:tcPr>
+            <w:tcW w:w="8090" w:type="dxa"/>
+          </w:tcPr>
+          <w:p>
+            <w:pPr>
+              <w:tabs>
+                <w:tab w:val="left" w:pos="1335"/>
+              </w:tabs>
+              <w:jc w:val="center"/>
+              <w:cnfStyle w:val="000000100000" w:firstRow="0" w:lastRow="0" w:firstColumn="0" w:lastColumn="0" w:oddVBand="0" w:evenVBand="0" w:oddHBand="1" w:evenHBand="0" w:firstRowFirstColumn="0" w:firstRowLastColumn="0" w:lastRowFirstColumn="0" w:lastRowLastColumn="0"/>
+              <w:rPr>
+                <w:sz w:val="28"/>
+                <w:szCs w:val="28"/>
+              </w:rPr>
+            </w:pPr>
+            <w:r>
+              <w:rPr>
+                <w:sz w:val="28"/>
+                <w:szCs w:val="28"/>
+              </w:rPr>
+              <w:t>data_out = 0x</w:t>
+            </w:r>
+            <w:r>
+              <w:rPr>
+                <w:sz w:val="28"/>
+                <w:szCs w:val="28"/>
+              </w:rPr>
+              <w:t>8</w:t>
+            </w:r>
+            <w:r>
+              <w:rPr>
+                <w:sz w:val="28"/>
+                <w:szCs w:val="28"/>
+              </w:rPr>
+              <w:t>001 after 1 cycle</w:t>
+            </w:r>
+          </w:p>
+        </w:tc>
+      </w:tr>
+    </w:tbl>
+    <w:p>
+      <w:pPr>
+        <w:rPr>
+          <w:sz w:val="28"/>
+          <w:szCs w:val="28"/>
+        </w:rPr>
+      </w:pPr>
+    </w:p>
+    <w:tbl>
+      <w:tblPr>
+        <w:tblStyle w:val="GridTable5Dark-Accent1"/>
+        <w:tblW w:w="9928" w:type="dxa"/>
+        <w:tblLook w:val="04A0" w:firstRow="1" w:lastRow="0" w:firstColumn="1" w:lastColumn="0" w:noHBand="0" w:noVBand="1"/>
+      </w:tblPr>
+      <w:tblGrid>
+        <w:gridCol w:w="1838"/>
+        <w:gridCol w:w="8090"/>
+      </w:tblGrid>
+      <w:tr>
+        <w:trPr>
+          <w:cnfStyle w:val="100000000000" w:firstRow="1" w:lastRow="0" w:firstColumn="0" w:lastColumn="0" w:oddVBand="0" w:evenVBand="0" w:oddHBand="0" w:evenHBand="0" w:firstRowFirstColumn="0" w:firstRowLastColumn="0" w:lastRowFirstColumn="0" w:lastRowLastColumn="0"/>
+        </w:trPr>
+        <w:tc>
+          <w:tcPr>
+            <w:cnfStyle w:val="001000000000" w:firstRow="0" w:lastRow="0" w:firstColumn="1" w:lastColumn="0" w:oddVBand="0" w:evenVBand="0" w:oddHBand="0" w:evenHBand="0" w:firstRowFirstColumn="0" w:firstRowLastColumn="0" w:lastRowFirstColumn="0" w:lastRowLastColumn="0"/>
+            <w:tcW w:w="1838" w:type="dxa"/>
+          </w:tcPr>
+          <w:p>
+            <w:pPr>
+              <w:tabs>
+                <w:tab w:val="left" w:pos="1335"/>
+              </w:tabs>
+              <w:jc w:val="center"/>
+              <w:rPr>
+                <w:sz w:val="28"/>
+                <w:szCs w:val="28"/>
+              </w:rPr>
+            </w:pPr>
+          </w:p>
+        </w:tc>
+        <w:tc>
+          <w:tcPr>
+            <w:tcW w:w="8090" w:type="dxa"/>
+          </w:tcPr>
+          <w:p>
+            <w:pPr>
+              <w:tabs>
+                <w:tab w:val="left" w:pos="1335"/>
+              </w:tabs>
+              <w:jc w:val="center"/>
+              <w:cnfStyle w:val="100000000000" w:firstRow="1" w:lastRow="0" w:firstColumn="0" w:lastColumn="0" w:oddVBand="0" w:evenVBand="0" w:oddHBand="0" w:evenHBand="0" w:firstRowFirstColumn="0" w:firstRowLastColumn="0" w:lastRowFirstColumn="0" w:lastRowLastColumn="0"/>
+              <w:rPr>
+                <w:sz w:val="28"/>
+                <w:szCs w:val="28"/>
+              </w:rPr>
+            </w:pPr>
+            <w:r>
+              <w:rPr>
+                <w:sz w:val="28"/>
+                <w:szCs w:val="28"/>
+              </w:rPr>
+              <w:t>Bug #</w:t>
+            </w:r>
+            <w:r>
+              <w:rPr>
+                <w:sz w:val="28"/>
+                <w:szCs w:val="28"/>
+              </w:rPr>
+              <w:t>3</w:t>
+            </w:r>
+            <w:r>
+              <w:rPr>
+                <w:sz w:val="28"/>
+                <w:szCs w:val="28"/>
+              </w:rPr>
+              <w:t>: adc</w:t>
+            </w:r>
+            <w:r>
+              <w:rPr>
+                <w:sz w:val="28"/>
+                <w:szCs w:val="28"/>
+              </w:rPr>
+              <w:t>1</w:t>
+            </w:r>
+            <w:r>
+              <w:rPr>
+                <w:sz w:val="28"/>
+                <w:szCs w:val="28"/>
+              </w:rPr>
+              <w:t>_reg</w:t>
+            </w:r>
+          </w:p>
+        </w:tc>
+      </w:tr>
+      <w:tr>
+        <w:trPr>
+          <w:cnfStyle w:val="000000100000" w:firstRow="0" w:lastRow="0" w:firstColumn="0" w:lastColumn="0" w:oddVBand="0" w:evenVBand="0" w:oddHBand="1" w:evenHBand="0" w:firstRowFirstColumn="0" w:firstRowLastColumn="0" w:lastRowFirstColumn="0" w:lastRowLastColumn="0"/>
+        </w:trPr>
+        <w:tc>
+          <w:tcPr>
+            <w:cnfStyle w:val="001000000000" w:firstRow="0" w:lastRow="0" w:firstColumn="1" w:lastColumn="0" w:oddVBand="0" w:evenVBand="0" w:oddHBand="0" w:evenHBand="0" w:firstRowFirstColumn="0" w:firstRowLastColumn="0" w:lastRowFirstColumn="0" w:lastRowLastColumn="0"/>
+            <w:tcW w:w="1838" w:type="dxa"/>
+          </w:tcPr>
+          <w:p>
+            <w:pPr>
+              <w:tabs>
+                <w:tab w:val="left" w:pos="1335"/>
+              </w:tabs>
+              <w:jc w:val="center"/>
+              <w:rPr>
+                <w:sz w:val="28"/>
+                <w:szCs w:val="28"/>
+              </w:rPr>
+            </w:pPr>
+            <w:r>
+              <w:rPr>
+                <w:sz w:val="28"/>
+                <w:szCs w:val="28"/>
+              </w:rPr>
+              <w:t>Design i/p</w:t>
+            </w:r>
+          </w:p>
+        </w:tc>
+        <w:tc>
+          <w:tcPr>
+            <w:tcW w:w="8090" w:type="dxa"/>
+          </w:tcPr>
+          <w:p>
+            <w:pPr>
+              <w:tabs>
+                <w:tab w:val="left" w:pos="1335"/>
+              </w:tabs>
+              <w:jc w:val="center"/>
+              <w:cnfStyle w:val="000000100000" w:firstRow="0" w:lastRow="0" w:firstColumn="0" w:lastColumn="0" w:oddVBand="0" w:evenVBand="0" w:oddHBand="1" w:evenHBand="0" w:firstRowFirstColumn="0" w:firstRowLastColumn="0" w:lastRowFirstColumn="0" w:lastRowLastColumn="0"/>
+              <w:rPr>
+                <w:sz w:val="28"/>
+                <w:szCs w:val="28"/>
+              </w:rPr>
+            </w:pPr>
+            <w:r>
+              <w:rPr>
+                <w:sz w:val="28"/>
+                <w:szCs w:val="28"/>
+              </w:rPr>
+              <w:t>Write 0x000</w:t>
+            </w:r>
+            <w:r>
+              <w:rPr>
+                <w:sz w:val="28"/>
+                <w:szCs w:val="28"/>
+              </w:rPr>
+              <w:t>4</w:t>
+            </w:r>
+            <w:r>
+              <w:rPr>
+                <w:sz w:val="28"/>
+                <w:szCs w:val="28"/>
+              </w:rPr>
+              <w:t xml:space="preserve"> to adc0_reg</w:t>
+            </w:r>
+          </w:p>
+        </w:tc>
+      </w:tr>
+      <w:tr>
+        <w:tc>
+          <w:tcPr>
+            <w:cnfStyle w:val="001000000000" w:firstRow="0" w:lastRow="0" w:firstColumn="1" w:lastColumn="0" w:oddVBand="0" w:evenVBand="0" w:oddHBand="0" w:evenHBand="0" w:firstRowFirstColumn="0" w:firstRowLastColumn="0" w:lastRowFirstColumn="0" w:lastRowLastColumn="0"/>
+            <w:tcW w:w="1838" w:type="dxa"/>
+          </w:tcPr>
+          <w:p>
+            <w:pPr>
+              <w:tabs>
+                <w:tab w:val="left" w:pos="1335"/>
+              </w:tabs>
+              <w:jc w:val="center"/>
+              <w:rPr>
+                <w:sz w:val="28"/>
+                <w:szCs w:val="28"/>
+              </w:rPr>
+            </w:pPr>
+            <w:r>
+              <w:rPr>
+                <w:sz w:val="28"/>
+                <w:szCs w:val="28"/>
+              </w:rPr>
+              <w:t>Expected</w:t>
+            </w:r>
+          </w:p>
+        </w:tc>
+        <w:tc>
+          <w:tcPr>
+            <w:tcW w:w="8090" w:type="dxa"/>
+          </w:tcPr>
+          <w:p>
+            <w:pPr>
+              <w:tabs>
+                <w:tab w:val="left" w:pos="1335"/>
+              </w:tabs>
+              <w:jc w:val="center"/>
+              <w:cnfStyle w:val="000000000000" w:firstRow="0" w:lastRow="0" w:firstColumn="0" w:lastColumn="0" w:oddVBand="0" w:evenVBand="0" w:oddHBand="0" w:evenHBand="0" w:firstRowFirstColumn="0" w:firstRowLastColumn="0" w:lastRowFirstColumn="0" w:lastRowLastColumn="0"/>
+              <w:rPr>
+                <w:sz w:val="28"/>
+                <w:szCs w:val="28"/>
+              </w:rPr>
+            </w:pPr>
+            <w:r>
+              <w:rPr>
+                <w:sz w:val="28"/>
+                <w:szCs w:val="28"/>
+              </w:rPr>
+              <w:t>data_out = 0x000</w:t>
+            </w:r>
+            <w:r>
+              <w:rPr>
+                <w:sz w:val="28"/>
+                <w:szCs w:val="28"/>
+              </w:rPr>
+              <w:t>4</w:t>
+            </w:r>
+            <w:r>
+              <w:rPr>
+                <w:sz w:val="28"/>
+                <w:szCs w:val="28"/>
+              </w:rPr>
+              <w:t xml:space="preserve"> after 1 cycle</w:t>
+            </w:r>
+          </w:p>
+        </w:tc>
+      </w:tr>
+      <w:tr>
+        <w:trPr>
+          <w:cnfStyle w:val="000000100000" w:firstRow="0" w:lastRow="0" w:firstColumn="0" w:lastColumn="0" w:oddVBand="0" w:evenVBand="0" w:oddHBand="1" w:evenHBand="0" w:firstRowFirstColumn="0" w:firstRowLastColumn="0" w:lastRowFirstColumn="0" w:lastRowLastColumn="0"/>
+        </w:trPr>
+        <w:tc>
+          <w:tcPr>
+            <w:cnfStyle w:val="001000000000" w:firstRow="0" w:lastRow="0" w:firstColumn="1" w:lastColumn="0" w:oddVBand="0" w:evenVBand="0" w:oddHBand="0" w:evenHBand="0" w:firstRowFirstColumn="0" w:firstRowLastColumn="0" w:lastRowFirstColumn="0" w:lastRowLastColumn="0"/>
+            <w:tcW w:w="1838" w:type="dxa"/>
+          </w:tcPr>
+          <w:p>
+            <w:pPr>
+              <w:tabs>
+                <w:tab w:val="left" w:pos="1335"/>
+              </w:tabs>
+              <w:jc w:val="center"/>
+              <w:rPr>
+                <w:sz w:val="28"/>
+                <w:szCs w:val="28"/>
+              </w:rPr>
+            </w:pPr>
+            <w:r>
+              <w:rPr>
+                <w:sz w:val="28"/>
+                <w:szCs w:val="28"/>
+              </w:rPr>
+              <w:t>Observed</w:t>
+            </w:r>
+          </w:p>
+        </w:tc>
+        <w:tc>
+          <w:tcPr>
+            <w:tcW w:w="8090" w:type="dxa"/>
+          </w:tcPr>
+          <w:p>
+            <w:pPr>
+              <w:tabs>
+                <w:tab w:val="left" w:pos="1335"/>
+              </w:tabs>
+              <w:jc w:val="center"/>
+              <w:cnfStyle w:val="000000100000" w:firstRow="0" w:lastRow="0" w:firstColumn="0" w:lastColumn="0" w:oddVBand="0" w:evenVBand="0" w:oddHBand="1" w:evenHBand="0" w:firstRowFirstColumn="0" w:firstRowLastColumn="0" w:lastRowFirstColumn="0" w:lastRowLastColumn="0"/>
+              <w:rPr>
+                <w:sz w:val="28"/>
+                <w:szCs w:val="28"/>
+              </w:rPr>
+            </w:pPr>
+            <w:r>
+              <w:rPr>
+                <w:sz w:val="28"/>
+                <w:szCs w:val="28"/>
+              </w:rPr>
+              <w:t>data_out = 0x</w:t>
+            </w:r>
+            <w:r>
+              <w:rPr>
+                <w:sz w:val="28"/>
+                <w:szCs w:val="28"/>
+              </w:rPr>
+              <w:t>04</w:t>
+            </w:r>
+            <w:r>
+              <w:rPr>
+                <w:sz w:val="28"/>
+                <w:szCs w:val="28"/>
+              </w:rPr>
+              <w:t>0</w:t>
+            </w:r>
+            <w:r>
+              <w:rPr>
+                <w:sz w:val="28"/>
+                <w:szCs w:val="28"/>
+              </w:rPr>
+              <w:t>0</w:t>
+            </w:r>
+            <w:r>
+              <w:rPr>
+                <w:sz w:val="28"/>
+                <w:szCs w:val="28"/>
+              </w:rPr>
+              <w:t xml:space="preserve"> after 1 cycle</w:t>
+            </w:r>
+            <w:r>
+              <w:rPr>
+                <w:sz w:val="28"/>
+                <w:szCs w:val="28"/>
+              </w:rPr>
+              <w:t xml:space="preserve"> (shifted by 8)</w:t>
+            </w:r>
+          </w:p>
+        </w:tc>
+      </w:tr>
+    </w:tbl>
+    <w:p>
+      <w:pPr>
+        <w:rPr>
+          <w:sz w:val="28"/>
+          <w:szCs w:val="28"/>
+        </w:rPr>
+      </w:pPr>
+    </w:p>
+    <w:tbl>
+      <w:tblPr>
+        <w:tblStyle w:val="GridTable5Dark-Accent1"/>
+        <w:tblW w:w="0" w:type="auto"/>
+        <w:tblLook w:val="04A0" w:firstRow="1" w:lastRow="0" w:firstColumn="1" w:lastColumn="0" w:noHBand="0" w:noVBand="1"/>
+      </w:tblPr>
+      <w:tblGrid>
+        <w:gridCol w:w="1838"/>
+        <w:gridCol w:w="8090"/>
+      </w:tblGrid>
+      <w:tr>
+        <w:trPr>
+          <w:cnfStyle w:val="100000000000" w:firstRow="1" w:lastRow="0" w:firstColumn="0" w:lastColumn="0" w:oddVBand="0" w:evenVBand="0" w:oddHBand="0" w:evenHBand="0" w:firstRowFirstColumn="0" w:firstRowLastColumn="0" w:lastRowFirstColumn="0" w:lastRowLastColumn="0"/>
+        </w:trPr>
+        <w:tc>
+          <w:tcPr>
+            <w:cnfStyle w:val="001000000000" w:firstRow="0" w:lastRow="0" w:firstColumn="1" w:lastColumn="0" w:oddVBand="0" w:evenVBand="0" w:oddHBand="0" w:evenHBand="0" w:firstRowFirstColumn="0" w:firstRowLastColumn="0" w:lastRowFirstColumn="0" w:lastRowLastColumn="0"/>
+            <w:tcW w:w="1838" w:type="dxa"/>
+          </w:tcPr>
+          <w:p>
+            <w:pPr>
+              <w:tabs>
+                <w:tab w:val="left" w:pos="1335"/>
+              </w:tabs>
+              <w:jc w:val="center"/>
+              <w:rPr>
+                <w:sz w:val="28"/>
+                <w:szCs w:val="28"/>
+              </w:rPr>
+            </w:pPr>
+          </w:p>
+        </w:tc>
+        <w:tc>
+          <w:tcPr>
+            <w:tcW w:w="8090" w:type="dxa"/>
+          </w:tcPr>
+          <w:p>
+            <w:pPr>
+              <w:tabs>
+                <w:tab w:val="left" w:pos="1335"/>
+              </w:tabs>
+              <w:jc w:val="center"/>
+              <w:cnfStyle w:val="100000000000" w:firstRow="1" w:lastRow="0" w:firstColumn="0" w:lastColumn="0" w:oddVBand="0" w:evenVBand="0" w:oddHBand="0" w:evenHBand="0" w:firstRowFirstColumn="0" w:firstRowLastColumn="0" w:lastRowFirstColumn="0" w:lastRowLastColumn="0"/>
+              <w:rPr>
+                <w:sz w:val="28"/>
+                <w:szCs w:val="28"/>
+              </w:rPr>
+            </w:pPr>
+            <w:r>
+              <w:rPr>
+                <w:sz w:val="28"/>
+                <w:szCs w:val="28"/>
+              </w:rPr>
+              <w:t>Bug #</w:t>
+            </w:r>
+            <w:r>
+              <w:rPr>
+                <w:sz w:val="28"/>
+                <w:szCs w:val="28"/>
+              </w:rPr>
+              <w:t>4</w:t>
+            </w:r>
+            <w:r>
+              <w:rPr>
+                <w:sz w:val="28"/>
+                <w:szCs w:val="28"/>
+              </w:rPr>
+              <w:t xml:space="preserve">: </w:t>
+            </w:r>
+            <w:r>
+              <w:rPr>
+                <w:sz w:val="28"/>
+                <w:szCs w:val="28"/>
+              </w:rPr>
+              <w:t>temp_sensor0_reg</w:t>
+            </w:r>
+          </w:p>
+        </w:tc>
+      </w:tr>
+      <w:tr>
+        <w:trPr>
+          <w:cnfStyle w:val="000000100000" w:firstRow="0" w:lastRow="0" w:firstColumn="0" w:lastColumn="0" w:oddVBand="0" w:evenVBand="0" w:oddHBand="1" w:evenHBand="0" w:firstRowFirstColumn="0" w:firstRowLastColumn="0" w:lastRowFirstColumn="0" w:lastRowLastColumn="0"/>
+        </w:trPr>
+        <w:tc>
+          <w:tcPr>
+            <w:cnfStyle w:val="001000000000" w:firstRow="0" w:lastRow="0" w:firstColumn="1" w:lastColumn="0" w:oddVBand="0" w:evenVBand="0" w:oddHBand="0" w:evenHBand="0" w:firstRowFirstColumn="0" w:firstRowLastColumn="0" w:lastRowFirstColumn="0" w:lastRowLastColumn="0"/>
+            <w:tcW w:w="1838" w:type="dxa"/>
+          </w:tcPr>
+          <w:p>
+            <w:pPr>
+              <w:tabs>
+                <w:tab w:val="left" w:pos="1335"/>
+              </w:tabs>
+              <w:jc w:val="center"/>
+              <w:rPr>
+                <w:sz w:val="28"/>
+                <w:szCs w:val="28"/>
+              </w:rPr>
+            </w:pPr>
+            <w:r>
+              <w:rPr>
+                <w:sz w:val="28"/>
+                <w:szCs w:val="28"/>
+              </w:rPr>
+              <w:t>Design i/p</w:t>
+            </w:r>
+          </w:p>
+        </w:tc>
+        <w:tc>
+          <w:tcPr>
+            <w:tcW w:w="8090" w:type="dxa"/>
+          </w:tcPr>
+          <w:p>
+            <w:pPr>
+              <w:tabs>
+                <w:tab w:val="left" w:pos="1335"/>
+              </w:tabs>
+              <w:jc w:val="center"/>
+              <w:cnfStyle w:val="000000100000" w:firstRow="0" w:lastRow="0" w:firstColumn="0" w:lastColumn="0" w:oddVBand="0" w:evenVBand="0" w:oddHBand="1" w:evenHBand="0" w:firstRowFirstColumn="0" w:firstRowLastColumn="0" w:lastRowFirstColumn="0" w:lastRowLastColumn="0"/>
+              <w:rPr>
+                <w:sz w:val="28"/>
+                <w:szCs w:val="28"/>
+              </w:rPr>
+            </w:pPr>
+            <w:r>
+              <w:rPr>
+                <w:sz w:val="28"/>
+                <w:szCs w:val="28"/>
+              </w:rPr>
+              <w:t xml:space="preserve">Write 0x0008 to </w:t>
+            </w:r>
+            <w:r>
+              <w:rPr>
+                <w:sz w:val="28"/>
+                <w:szCs w:val="28"/>
+              </w:rPr>
+              <w:t>temp_sensor0_reg</w:t>
+            </w:r>
+          </w:p>
+        </w:tc>
+      </w:tr>
+      <w:tr>
+        <w:tc>
+          <w:tcPr>
+            <w:cnfStyle w:val="001000000000" w:firstRow="0" w:lastRow="0" w:firstColumn="1" w:lastColumn="0" w:oddVBand="0" w:evenVBand="0" w:oddHBand="0" w:evenHBand="0" w:firstRowFirstColumn="0" w:firstRowLastColumn="0" w:lastRowFirstColumn="0" w:lastRowLastColumn="0"/>
+            <w:tcW w:w="1838" w:type="dxa"/>
+          </w:tcPr>
+          <w:p>
+            <w:pPr>
+              <w:tabs>
+                <w:tab w:val="left" w:pos="1335"/>
+              </w:tabs>
+              <w:jc w:val="center"/>
+              <w:rPr>
+                <w:sz w:val="28"/>
+                <w:szCs w:val="28"/>
+              </w:rPr>
+            </w:pPr>
+            <w:r>
+              <w:rPr>
+                <w:sz w:val="28"/>
+                <w:szCs w:val="28"/>
+              </w:rPr>
+              <w:t>Expected</w:t>
+            </w:r>
+          </w:p>
+        </w:tc>
+        <w:tc>
+          <w:tcPr>
+            <w:tcW w:w="8090" w:type="dxa"/>
+          </w:tcPr>
+          <w:p>
+            <w:pPr>
+              <w:tabs>
+                <w:tab w:val="left" w:pos="1335"/>
+              </w:tabs>
+              <w:jc w:val="center"/>
+              <w:cnfStyle w:val="000000000000" w:firstRow="0" w:lastRow="0" w:firstColumn="0" w:lastColumn="0" w:oddVBand="0" w:evenVBand="0" w:oddHBand="0" w:evenHBand="0" w:firstRowFirstColumn="0" w:firstRowLastColumn="0" w:lastRowFirstColumn="0" w:lastRowLastColumn="0"/>
+              <w:rPr>
+                <w:sz w:val="28"/>
+                <w:szCs w:val="28"/>
+              </w:rPr>
+            </w:pPr>
+            <w:r>
+              <w:rPr>
+                <w:sz w:val="28"/>
+                <w:szCs w:val="28"/>
+              </w:rPr>
+              <w:t xml:space="preserve">data_out  = </w:t>
+            </w:r>
+            <w:r>
+              <w:rPr>
+                <w:sz w:val="28"/>
+                <w:szCs w:val="28"/>
+              </w:rPr>
+              <w:t>0x0008</w:t>
+            </w:r>
+            <w:r>
+              <w:rPr>
+                <w:sz w:val="28"/>
+                <w:szCs w:val="28"/>
+              </w:rPr>
+              <w:t xml:space="preserve"> after 1 cycle</w:t>
+            </w:r>
+          </w:p>
+        </w:tc>
+      </w:tr>
+      <w:tr>
+        <w:trPr>
+          <w:cnfStyle w:val="000000100000" w:firstRow="0" w:lastRow="0" w:firstColumn="0" w:lastColumn="0" w:oddVBand="0" w:evenVBand="0" w:oddHBand="1" w:evenHBand="0" w:firstRowFirstColumn="0" w:firstRowLastColumn="0" w:lastRowFirstColumn="0" w:lastRowLastColumn="0"/>
+        </w:trPr>
+        <w:tc>
+          <w:tcPr>
+            <w:cnfStyle w:val="001000000000" w:firstRow="0" w:lastRow="0" w:firstColumn="1" w:lastColumn="0" w:oddVBand="0" w:evenVBand="0" w:oddHBand="0" w:evenHBand="0" w:firstRowFirstColumn="0" w:firstRowLastColumn="0" w:lastRowFirstColumn="0" w:lastRowLastColumn="0"/>
+            <w:tcW w:w="1838" w:type="dxa"/>
+          </w:tcPr>
+          <w:p>
+            <w:pPr>
+              <w:tabs>
+                <w:tab w:val="left" w:pos="1335"/>
+              </w:tabs>
+              <w:jc w:val="center"/>
+              <w:rPr>
+                <w:sz w:val="28"/>
+                <w:szCs w:val="28"/>
+              </w:rPr>
+            </w:pPr>
+            <w:r>
+              <w:rPr>
+                <w:sz w:val="28"/>
+                <w:szCs w:val="28"/>
+              </w:rPr>
+              <w:t>Observed</w:t>
+            </w:r>
+          </w:p>
+        </w:tc>
+        <w:tc>
+          <w:tcPr>
+            <w:tcW w:w="8090" w:type="dxa"/>
+          </w:tcPr>
+          <w:p>
+            <w:pPr>
+              <w:tabs>
+                <w:tab w:val="left" w:pos="1335"/>
+              </w:tabs>
+              <w:jc w:val="center"/>
+              <w:cnfStyle w:val="000000100000" w:firstRow="0" w:lastRow="0" w:firstColumn="0" w:lastColumn="0" w:oddVBand="0" w:evenVBand="0" w:oddHBand="1" w:evenHBand="0" w:firstRowFirstColumn="0" w:firstRowLastColumn="0" w:lastRowFirstColumn="0" w:lastRowLastColumn="0"/>
+              <w:rPr>
+                <w:sz w:val="28"/>
+                <w:szCs w:val="28"/>
+              </w:rPr>
+            </w:pPr>
+            <w:r>
+              <w:rPr>
+                <w:sz w:val="28"/>
+                <w:szCs w:val="28"/>
+              </w:rPr>
+              <w:t>data_out  = 0x00</w:t>
+            </w:r>
+            <w:r>
+              <w:rPr>
+                <w:sz w:val="28"/>
+                <w:szCs w:val="28"/>
+              </w:rPr>
+              <w:t>10</w:t>
+            </w:r>
+            <w:r>
+              <w:rPr>
+                <w:sz w:val="28"/>
+                <w:szCs w:val="28"/>
+              </w:rPr>
+              <w:t xml:space="preserve"> after 1 cycle</w:t>
+            </w:r>
+            <w:r>
+              <w:rPr>
+                <w:sz w:val="28"/>
+                <w:szCs w:val="28"/>
+              </w:rPr>
+              <w:t xml:space="preserve"> (shifted by  1)</w:t>
+            </w:r>
+          </w:p>
+        </w:tc>
+      </w:tr>
+    </w:tbl>
+    <w:p>
+      <w:pPr>
+        <w:rPr>
+          <w:sz w:val="28"/>
+          <w:szCs w:val="28"/>
+        </w:rPr>
+      </w:pPr>
+    </w:p>
+    <w:tbl>
+      <w:tblPr>
+        <w:tblStyle w:val="GridTable5Dark-Accent1"/>
+        <w:tblW w:w="0" w:type="auto"/>
+        <w:tblLook w:val="04A0" w:firstRow="1" w:lastRow="0" w:firstColumn="1" w:lastColumn="0" w:noHBand="0" w:noVBand="1"/>
+      </w:tblPr>
+      <w:tblGrid>
+        <w:gridCol w:w="1838"/>
+        <w:gridCol w:w="8090"/>
+      </w:tblGrid>
+      <w:tr>
+        <w:trPr>
+          <w:cnfStyle w:val="100000000000" w:firstRow="1" w:lastRow="0" w:firstColumn="0" w:lastColumn="0" w:oddVBand="0" w:evenVBand="0" w:oddHBand="0" w:evenHBand="0" w:firstRowFirstColumn="0" w:firstRowLastColumn="0" w:lastRowFirstColumn="0" w:lastRowLastColumn="0"/>
+        </w:trPr>
+        <w:tc>
+          <w:tcPr>
+            <w:cnfStyle w:val="001000000000" w:firstRow="0" w:lastRow="0" w:firstColumn="1" w:lastColumn="0" w:oddVBand="0" w:evenVBand="0" w:oddHBand="0" w:evenHBand="0" w:firstRowFirstColumn="0" w:firstRowLastColumn="0" w:lastRowFirstColumn="0" w:lastRowLastColumn="0"/>
+            <w:tcW w:w="1838" w:type="dxa"/>
+          </w:tcPr>
+          <w:p>
+            <w:pPr>
+              <w:tabs>
+                <w:tab w:val="left" w:pos="1335"/>
+              </w:tabs>
+              <w:jc w:val="center"/>
+              <w:rPr>
+                <w:sz w:val="28"/>
+                <w:szCs w:val="28"/>
+              </w:rPr>
+            </w:pPr>
+          </w:p>
+        </w:tc>
+        <w:tc>
+          <w:tcPr>
+            <w:tcW w:w="8090" w:type="dxa"/>
+          </w:tcPr>
+          <w:p>
+            <w:pPr>
+              <w:tabs>
+                <w:tab w:val="left" w:pos="1335"/>
+              </w:tabs>
+              <w:jc w:val="center"/>
+              <w:cnfStyle w:val="100000000000" w:firstRow="1" w:lastRow="0" w:firstColumn="0" w:lastColumn="0" w:oddVBand="0" w:evenVBand="0" w:oddHBand="0" w:evenHBand="0" w:firstRowFirstColumn="0" w:firstRowLastColumn="0" w:lastRowFirstColumn="0" w:lastRowLastColumn="0"/>
+              <w:rPr>
+                <w:sz w:val="28"/>
+                <w:szCs w:val="28"/>
+              </w:rPr>
+            </w:pPr>
+            <w:r>
+              <w:rPr>
+                <w:sz w:val="28"/>
+                <w:szCs w:val="28"/>
+              </w:rPr>
+              <w:t>Bug #</w:t>
+            </w:r>
+            <w:r>
+              <w:rPr>
+                <w:sz w:val="28"/>
+                <w:szCs w:val="28"/>
+              </w:rPr>
+              <w:t>5</w:t>
+            </w:r>
+            <w:r>
+              <w:rPr>
+                <w:sz w:val="28"/>
+                <w:szCs w:val="28"/>
+              </w:rPr>
+              <w:t xml:space="preserve">: </w:t>
+            </w:r>
+            <w:r>
+              <w:rPr>
+                <w:sz w:val="28"/>
+                <w:szCs w:val="28"/>
+              </w:rPr>
+              <w:t>digital_test</w:t>
+            </w:r>
+          </w:p>
+        </w:tc>
+      </w:tr>
+      <w:tr>
+        <w:trPr>
+          <w:cnfStyle w:val="000000100000" w:firstRow="0" w:lastRow="0" w:firstColumn="0" w:lastColumn="0" w:oddVBand="0" w:evenVBand="0" w:oddHBand="1" w:evenHBand="0" w:firstRowFirstColumn="0" w:firstRowLastColumn="0" w:lastRowFirstColumn="0" w:lastRowLastColumn="0"/>
+        </w:trPr>
+        <w:tc>
+          <w:tcPr>
+            <w:cnfStyle w:val="001000000000" w:firstRow="0" w:lastRow="0" w:firstColumn="1" w:lastColumn="0" w:oddVBand="0" w:evenVBand="0" w:oddHBand="0" w:evenHBand="0" w:firstRowFirstColumn="0" w:firstRowLastColumn="0" w:lastRowFirstColumn="0" w:lastRowLastColumn="0"/>
+            <w:tcW w:w="1838" w:type="dxa"/>
+          </w:tcPr>
+          <w:p>
+            <w:pPr>
+              <w:tabs>
+                <w:tab w:val="left" w:pos="1335"/>
+              </w:tabs>
+              <w:jc w:val="center"/>
+              <w:rPr>
+                <w:sz w:val="28"/>
+                <w:szCs w:val="28"/>
+              </w:rPr>
+            </w:pPr>
+            <w:r>
+              <w:rPr>
+                <w:sz w:val="28"/>
+                <w:szCs w:val="28"/>
+              </w:rPr>
+              <w:t>Design i/p</w:t>
+            </w:r>
+          </w:p>
+        </w:tc>
+        <w:tc>
+          <w:tcPr>
+            <w:tcW w:w="8090" w:type="dxa"/>
+          </w:tcPr>
+          <w:p>
+            <w:pPr>
+              <w:tabs>
+                <w:tab w:val="left" w:pos="1335"/>
+              </w:tabs>
+              <w:jc w:val="center"/>
+              <w:cnfStyle w:val="000000100000" w:firstRow="0" w:lastRow="0" w:firstColumn="0" w:lastColumn="0" w:oddVBand="0" w:evenVBand="0" w:oddHBand="1" w:evenHBand="0" w:firstRowFirstColumn="0" w:firstRowLastColumn="0" w:lastRowFirstColumn="0" w:lastRowLastColumn="0"/>
+              <w:rPr>
+                <w:sz w:val="28"/>
+                <w:szCs w:val="28"/>
+              </w:rPr>
+            </w:pPr>
+            <w:r>
+              <w:rPr>
+                <w:sz w:val="28"/>
+                <w:szCs w:val="28"/>
+              </w:rPr>
+              <w:t>Write 0x</w:t>
+            </w:r>
+            <w:r>
+              <w:rPr>
+                <w:sz w:val="28"/>
+                <w:szCs w:val="28"/>
+              </w:rPr>
+              <w:t>e06c</w:t>
+            </w:r>
+            <w:r>
+              <w:rPr>
+                <w:sz w:val="28"/>
+                <w:szCs w:val="28"/>
+              </w:rPr>
+              <w:t xml:space="preserve"> to </w:t>
+            </w:r>
+            <w:r>
+              <w:rPr>
+                <w:sz w:val="28"/>
+                <w:szCs w:val="28"/>
+              </w:rPr>
+              <w:t>digital_test</w:t>
+            </w:r>
+          </w:p>
+        </w:tc>
+      </w:tr>
+      <w:tr>
+        <w:tc>
+          <w:tcPr>
+            <w:cnfStyle w:val="001000000000" w:firstRow="0" w:lastRow="0" w:firstColumn="1" w:lastColumn="0" w:oddVBand="0" w:evenVBand="0" w:oddHBand="0" w:evenHBand="0" w:firstRowFirstColumn="0" w:firstRowLastColumn="0" w:lastRowFirstColumn="0" w:lastRowLastColumn="0"/>
+            <w:tcW w:w="1838" w:type="dxa"/>
+          </w:tcPr>
+          <w:p>
+            <w:pPr>
+              <w:tabs>
+                <w:tab w:val="left" w:pos="1335"/>
+              </w:tabs>
+              <w:jc w:val="center"/>
+              <w:rPr>
+                <w:sz w:val="28"/>
+                <w:szCs w:val="28"/>
+              </w:rPr>
+            </w:pPr>
+            <w:r>
+              <w:rPr>
+                <w:sz w:val="28"/>
+                <w:szCs w:val="28"/>
+              </w:rPr>
+              <w:t>Expected</w:t>
+            </w:r>
+          </w:p>
+        </w:tc>
+        <w:tc>
+          <w:tcPr>
+            <w:tcW w:w="8090" w:type="dxa"/>
+          </w:tcPr>
+          <w:p>
+            <w:pPr>
+              <w:tabs>
+                <w:tab w:val="left" w:pos="1335"/>
+              </w:tabs>
+              <w:jc w:val="center"/>
+              <w:cnfStyle w:val="000000000000" w:firstRow="0" w:lastRow="0" w:firstColumn="0" w:lastColumn="0" w:oddVBand="0" w:evenVBand="0" w:oddHBand="0" w:evenHBand="0" w:firstRowFirstColumn="0" w:firstRowLastColumn="0" w:lastRowFirstColumn="0" w:lastRowLastColumn="0"/>
+              <w:rPr>
+                <w:sz w:val="28"/>
+                <w:szCs w:val="28"/>
+              </w:rPr>
+            </w:pPr>
+            <w:r>
+              <w:rPr>
+                <w:sz w:val="28"/>
+                <w:szCs w:val="28"/>
+              </w:rPr>
+              <w:t xml:space="preserve">data_out  = </w:t>
+            </w:r>
+            <w:r>
+              <w:rPr>
+                <w:sz w:val="28"/>
+                <w:szCs w:val="28"/>
+              </w:rPr>
+              <w:t xml:space="preserve">0xe06c </w:t>
+            </w:r>
+            <w:r>
+              <w:rPr>
+                <w:sz w:val="28"/>
+                <w:szCs w:val="28"/>
+              </w:rPr>
+              <w:t>after 1 cycle</w:t>
+            </w:r>
+          </w:p>
+        </w:tc>
+      </w:tr>
+      <w:tr>
+        <w:trPr>
+          <w:cnfStyle w:val="000000100000" w:firstRow="0" w:lastRow="0" w:firstColumn="0" w:lastColumn="0" w:oddVBand="0" w:evenVBand="0" w:oddHBand="1" w:evenHBand="0" w:firstRowFirstColumn="0" w:firstRowLastColumn="0" w:lastRowFirstColumn="0" w:lastRowLastColumn="0"/>
+        </w:trPr>
+        <w:tc>
+          <w:tcPr>
+            <w:cnfStyle w:val="001000000000" w:firstRow="0" w:lastRow="0" w:firstColumn="1" w:lastColumn="0" w:oddVBand="0" w:evenVBand="0" w:oddHBand="0" w:evenHBand="0" w:firstRowFirstColumn="0" w:firstRowLastColumn="0" w:lastRowFirstColumn="0" w:lastRowLastColumn="0"/>
+            <w:tcW w:w="1838" w:type="dxa"/>
+          </w:tcPr>
+          <w:p>
+            <w:pPr>
+              <w:tabs>
+                <w:tab w:val="left" w:pos="1335"/>
+              </w:tabs>
+              <w:jc w:val="center"/>
+              <w:rPr>
+                <w:sz w:val="28"/>
+                <w:szCs w:val="28"/>
+              </w:rPr>
+            </w:pPr>
+            <w:r>
+              <w:rPr>
+                <w:sz w:val="28"/>
+                <w:szCs w:val="28"/>
+              </w:rPr>
+              <w:t>Observed</w:t>
+            </w:r>
+          </w:p>
+        </w:tc>
+        <w:tc>
+          <w:tcPr>
+            <w:tcW w:w="8090" w:type="dxa"/>
+          </w:tcPr>
+          <w:p>
+            <w:pPr>
+              <w:tabs>
+                <w:tab w:val="left" w:pos="1335"/>
+              </w:tabs>
+              <w:jc w:val="center"/>
+              <w:cnfStyle w:val="000000100000" w:firstRow="0" w:lastRow="0" w:firstColumn="0" w:lastColumn="0" w:oddVBand="0" w:evenVBand="0" w:oddHBand="1" w:evenHBand="0" w:firstRowFirstColumn="0" w:firstRowLastColumn="0" w:lastRowFirstColumn="0" w:lastRowLastColumn="0"/>
+              <w:rPr>
+                <w:sz w:val="28"/>
+                <w:szCs w:val="28"/>
+              </w:rPr>
+            </w:pPr>
+            <w:r>
+              <w:rPr>
+                <w:sz w:val="28"/>
+                <w:szCs w:val="28"/>
+              </w:rPr>
+              <w:t>data_out  = 0x</w:t>
+            </w:r>
+            <w:r>
+              <w:rPr>
+                <w:sz w:val="28"/>
+                <w:szCs w:val="28"/>
+              </w:rPr>
+              <w:t>8</w:t>
+            </w:r>
+            <w:r>
+              <w:rPr>
+                <w:sz w:val="28"/>
+                <w:szCs w:val="28"/>
+              </w:rPr>
+              <w:t>00</w:t>
+            </w:r>
+            <w:r>
+              <w:rPr>
+                <w:sz w:val="28"/>
+                <w:szCs w:val="28"/>
+              </w:rPr>
+              <w:t>0</w:t>
+            </w:r>
+            <w:r>
+              <w:rPr>
+                <w:sz w:val="28"/>
+                <w:szCs w:val="28"/>
+              </w:rPr>
+              <w:t xml:space="preserve"> after 1 cycle</w:t>
+            </w:r>
+            <w:r>
+              <w:rPr>
+                <w:sz w:val="28"/>
+                <w:szCs w:val="28"/>
+              </w:rPr>
+              <w:t xml:space="preserve"> (</w:t>
+            </w:r>
+            <w:r>
+              <w:rPr>
+                <w:sz w:val="28"/>
+                <w:szCs w:val="28"/>
+              </w:rPr>
+              <w:t>stuck at</w:t>
+            </w:r>
+            <w:r>
+              <w:rPr>
+                <w:sz w:val="28"/>
+                <w:szCs w:val="28"/>
+              </w:rPr>
+              <w:t xml:space="preserve"> output)</w:t>
+            </w:r>
+          </w:p>
+        </w:tc>
+      </w:tr>
+    </w:tbl>
+    <w:p>
+      <w:pPr>
+        <w:rPr>
+          <w:sz w:val="28"/>
+          <w:szCs w:val="28"/>
+        </w:rPr>
+      </w:pPr>
+    </w:p>
+    <w:tbl>
+      <w:tblPr>
+        <w:tblStyle w:val="GridTable5Dark-Accent1"/>
+        <w:tblW w:w="0" w:type="auto"/>
+        <w:tblLook w:val="04A0" w:firstRow="1" w:lastRow="0" w:firstColumn="1" w:lastColumn="0" w:noHBand="0" w:noVBand="1"/>
+      </w:tblPr>
+      <w:tblGrid>
+        <w:gridCol w:w="1838"/>
+        <w:gridCol w:w="8090"/>
+      </w:tblGrid>
+      <w:tr>
+        <w:trPr>
+          <w:cnfStyle w:val="100000000000" w:firstRow="1" w:lastRow="0" w:firstColumn="0" w:lastColumn="0" w:oddVBand="0" w:evenVBand="0" w:oddHBand="0" w:evenHBand="0" w:firstRowFirstColumn="0" w:firstRowLastColumn="0" w:lastRowFirstColumn="0" w:lastRowLastColumn="0"/>
+        </w:trPr>
+        <w:tc>
+          <w:tcPr>
+            <w:cnfStyle w:val="001000000000" w:firstRow="0" w:lastRow="0" w:firstColumn="1" w:lastColumn="0" w:oddVBand="0" w:evenVBand="0" w:oddHBand="0" w:evenHBand="0" w:firstRowFirstColumn="0" w:firstRowLastColumn="0" w:lastRowFirstColumn="0" w:lastRowLastColumn="0"/>
+            <w:tcW w:w="1838" w:type="dxa"/>
+          </w:tcPr>
+          <w:p>
+            <w:pPr>
+              <w:tabs>
+                <w:tab w:val="left" w:pos="1335"/>
+              </w:tabs>
+              <w:jc w:val="center"/>
+              <w:rPr>
+                <w:sz w:val="28"/>
+                <w:szCs w:val="28"/>
+              </w:rPr>
+            </w:pPr>
+          </w:p>
+        </w:tc>
+        <w:tc>
+          <w:tcPr>
+            <w:tcW w:w="8090" w:type="dxa"/>
+          </w:tcPr>
+          <w:p>
+            <w:pPr>
+              <w:tabs>
+                <w:tab w:val="left" w:pos="1335"/>
+              </w:tabs>
+              <w:jc w:val="center"/>
+              <w:cnfStyle w:val="100000000000" w:firstRow="1" w:lastRow="0" w:firstColumn="0" w:lastColumn="0" w:oddVBand="0" w:evenVBand="0" w:oddHBand="0" w:evenHBand="0" w:firstRowFirstColumn="0" w:firstRowLastColumn="0" w:lastRowFirstColumn="0" w:lastRowLastColumn="0"/>
+              <w:rPr>
+                <w:sz w:val="28"/>
+                <w:szCs w:val="28"/>
+              </w:rPr>
+            </w:pPr>
+            <w:r>
+              <w:rPr>
+                <w:sz w:val="28"/>
+                <w:szCs w:val="28"/>
+              </w:rPr>
+              <w:t>Bug #</w:t>
+            </w:r>
+            <w:r>
+              <w:rPr>
+                <w:sz w:val="28"/>
+                <w:szCs w:val="28"/>
+              </w:rPr>
+              <w:t>6</w:t>
+            </w:r>
+            <w:r>
+              <w:rPr>
+                <w:sz w:val="28"/>
+                <w:szCs w:val="28"/>
+              </w:rPr>
+              <w:t xml:space="preserve">: </w:t>
+            </w:r>
+            <w:r>
+              <w:rPr>
+                <w:sz w:val="28"/>
+                <w:szCs w:val="28"/>
+              </w:rPr>
+              <w:t>digital_config</w:t>
+            </w:r>
+          </w:p>
+        </w:tc>
+      </w:tr>
+      <w:tr>
+        <w:trPr>
+          <w:cnfStyle w:val="000000100000" w:firstRow="0" w:lastRow="0" w:firstColumn="0" w:lastColumn="0" w:oddVBand="0" w:evenVBand="0" w:oddHBand="1" w:evenHBand="0" w:firstRowFirstColumn="0" w:firstRowLastColumn="0" w:lastRowFirstColumn="0" w:lastRowLastColumn="0"/>
+        </w:trPr>
+        <w:tc>
+          <w:tcPr>
+            <w:cnfStyle w:val="001000000000" w:firstRow="0" w:lastRow="0" w:firstColumn="1" w:lastColumn="0" w:oddVBand="0" w:evenVBand="0" w:oddHBand="0" w:evenHBand="0" w:firstRowFirstColumn="0" w:firstRowLastColumn="0" w:lastRowFirstColumn="0" w:lastRowLastColumn="0"/>
+            <w:tcW w:w="1838" w:type="dxa"/>
+          </w:tcPr>
+          <w:p>
+            <w:pPr>
+              <w:tabs>
+                <w:tab w:val="left" w:pos="1335"/>
+              </w:tabs>
+              <w:jc w:val="center"/>
+              <w:rPr>
+                <w:sz w:val="28"/>
+                <w:szCs w:val="28"/>
+              </w:rPr>
+            </w:pPr>
+            <w:r>
+              <w:rPr>
+                <w:sz w:val="28"/>
+                <w:szCs w:val="28"/>
+              </w:rPr>
+              <w:t>Design i/p</w:t>
+            </w:r>
+          </w:p>
+        </w:tc>
+        <w:tc>
+          <w:tcPr>
+            <w:tcW w:w="8090" w:type="dxa"/>
+          </w:tcPr>
+          <w:p>
+            <w:pPr>
+              <w:tabs>
+                <w:tab w:val="left" w:pos="1335"/>
+              </w:tabs>
+              <w:jc w:val="center"/>
+              <w:cnfStyle w:val="000000100000" w:firstRow="0" w:lastRow="0" w:firstColumn="0" w:lastColumn="0" w:oddVBand="0" w:evenVBand="0" w:oddHBand="1" w:evenHBand="0" w:firstRowFirstColumn="0" w:firstRowLastColumn="0" w:lastRowFirstColumn="0" w:lastRowLastColumn="0"/>
+              <w:rPr>
+                <w:sz w:val="28"/>
+                <w:szCs w:val="28"/>
+              </w:rPr>
+            </w:pPr>
+            <w:r>
+              <w:rPr>
+                <w:sz w:val="28"/>
+                <w:szCs w:val="28"/>
+              </w:rPr>
+              <w:t>Write 0x</w:t>
+            </w:r>
+            <w:r>
+              <w:rPr>
+                <w:sz w:val="28"/>
+                <w:szCs w:val="28"/>
+              </w:rPr>
+              <w:t>ffff</w:t>
+            </w:r>
+            <w:r>
+              <w:rPr>
+                <w:sz w:val="28"/>
+                <w:szCs w:val="28"/>
+              </w:rPr>
+              <w:t xml:space="preserve"> to digital_test</w:t>
+            </w:r>
+          </w:p>
+        </w:tc>
+      </w:tr>
+      <w:tr>
+        <w:tc>
+          <w:tcPr>
+            <w:cnfStyle w:val="001000000000" w:firstRow="0" w:lastRow="0" w:firstColumn="1" w:lastColumn="0" w:oddVBand="0" w:evenVBand="0" w:oddHBand="0" w:evenHBand="0" w:firstRowFirstColumn="0" w:firstRowLastColumn="0" w:lastRowFirstColumn="0" w:lastRowLastColumn="0"/>
+            <w:tcW w:w="1838" w:type="dxa"/>
+          </w:tcPr>
+          <w:p>
+            <w:pPr>
+              <w:tabs>
+                <w:tab w:val="left" w:pos="1335"/>
+              </w:tabs>
+              <w:jc w:val="center"/>
+              <w:rPr>
+                <w:sz w:val="28"/>
+                <w:szCs w:val="28"/>
+              </w:rPr>
+            </w:pPr>
+            <w:r>
+              <w:rPr>
+                <w:sz w:val="28"/>
+                <w:szCs w:val="28"/>
+              </w:rPr>
+              <w:t>Expected</w:t>
+            </w:r>
+          </w:p>
+        </w:tc>
+        <w:tc>
+          <w:tcPr>
+            <w:tcW w:w="8090" w:type="dxa"/>
+          </w:tcPr>
+          <w:p>
+            <w:pPr>
+              <w:tabs>
+                <w:tab w:val="left" w:pos="1335"/>
+              </w:tabs>
+              <w:jc w:val="center"/>
+              <w:cnfStyle w:val="000000000000" w:firstRow="0" w:lastRow="0" w:firstColumn="0" w:lastColumn="0" w:oddVBand="0" w:evenVBand="0" w:oddHBand="0" w:evenHBand="0" w:firstRowFirstColumn="0" w:firstRowLastColumn="0" w:lastRowFirstColumn="0" w:lastRowLastColumn="0"/>
+              <w:rPr>
+                <w:sz w:val="28"/>
+                <w:szCs w:val="28"/>
+              </w:rPr>
+            </w:pPr>
+            <w:r>
+              <w:rPr>
+                <w:sz w:val="28"/>
+                <w:szCs w:val="28"/>
+              </w:rPr>
+              <w:t>data_out  = 0xffff after 1 cycle</w:t>
+            </w:r>
+          </w:p>
+        </w:tc>
+      </w:tr>
+      <w:tr>
+        <w:trPr>
+          <w:cnfStyle w:val="000000100000" w:firstRow="0" w:lastRow="0" w:firstColumn="0" w:lastColumn="0" w:oddVBand="0" w:evenVBand="0" w:oddHBand="1" w:evenHBand="0" w:firstRowFirstColumn="0" w:firstRowLastColumn="0" w:lastRowFirstColumn="0" w:lastRowLastColumn="0"/>
+        </w:trPr>
+        <w:tc>
+          <w:tcPr>
+            <w:cnfStyle w:val="001000000000" w:firstRow="0" w:lastRow="0" w:firstColumn="1" w:lastColumn="0" w:oddVBand="0" w:evenVBand="0" w:oddHBand="0" w:evenHBand="0" w:firstRowFirstColumn="0" w:firstRowLastColumn="0" w:lastRowFirstColumn="0" w:lastRowLastColumn="0"/>
+            <w:tcW w:w="1838" w:type="dxa"/>
+          </w:tcPr>
+          <w:p>
+            <w:pPr>
+              <w:tabs>
+                <w:tab w:val="left" w:pos="1335"/>
+              </w:tabs>
+              <w:jc w:val="center"/>
+              <w:rPr>
+                <w:sz w:val="28"/>
+                <w:szCs w:val="28"/>
+              </w:rPr>
+            </w:pPr>
+            <w:r>
+              <w:rPr>
+                <w:sz w:val="28"/>
+                <w:szCs w:val="28"/>
+              </w:rPr>
+              <w:t>Observed</w:t>
+            </w:r>
+          </w:p>
+        </w:tc>
+        <w:tc>
+          <w:tcPr>
+            <w:tcW w:w="8090" w:type="dxa"/>
+          </w:tcPr>
+          <w:p>
+            <w:pPr>
+              <w:tabs>
+                <w:tab w:val="left" w:pos="1335"/>
+              </w:tabs>
+              <w:jc w:val="center"/>
+              <w:cnfStyle w:val="000000100000" w:firstRow="0" w:lastRow="0" w:firstColumn="0" w:lastColumn="0" w:oddVBand="0" w:evenVBand="0" w:oddHBand="1" w:evenHBand="0" w:firstRowFirstColumn="0" w:firstRowLastColumn="0" w:lastRowFirstColumn="0" w:lastRowLastColumn="0"/>
+              <w:rPr>
+                <w:sz w:val="28"/>
+                <w:szCs w:val="28"/>
+              </w:rPr>
+            </w:pPr>
+            <w:r>
+              <w:rPr>
+                <w:sz w:val="28"/>
+                <w:szCs w:val="28"/>
+              </w:rPr>
+              <w:t>data_out  = 0x</w:t>
+            </w:r>
+            <w:r>
+              <w:rPr>
+                <w:sz w:val="28"/>
+                <w:szCs w:val="28"/>
+              </w:rPr>
+              <w:t>7</w:t>
+            </w:r>
+            <w:r>
+              <w:rPr>
+                <w:sz w:val="28"/>
+                <w:szCs w:val="28"/>
+              </w:rPr>
+              <w:t>fff after 1 cycle</w:t>
+            </w:r>
+            <w:r>
+              <w:rPr>
+                <w:sz w:val="28"/>
+                <w:szCs w:val="28"/>
+              </w:rPr>
+              <w:t xml:space="preserve"> (MSB unwritable)</w:t>
+            </w:r>
+          </w:p>
+        </w:tc>
+      </w:tr>
+    </w:tbl>
+    <w:p>
+      <w:pPr>
+        <w:rPr>
+          <w:sz w:val="28"/>
+          <w:szCs w:val="28"/>
+        </w:rPr>
+      </w:pPr>
+    </w:p>
+    <w:p>
+      <w:pPr>
+        <w:rPr>
+          <w:sz w:val="28"/>
+          <w:szCs w:val="28"/>
+        </w:rPr>
+      </w:pPr>
+    </w:p>
+    <w:tbl>
+      <w:tblPr>
+        <w:tblStyle w:val="GridTable5Dark-Accent1"/>
+        <w:tblW w:w="0" w:type="auto"/>
+        <w:tblLook w:val="04A0" w:firstRow="1" w:lastRow="0" w:firstColumn="1" w:lastColumn="0" w:noHBand="0" w:noVBand="1"/>
+      </w:tblPr>
+      <w:tblGrid>
+        <w:gridCol w:w="1838"/>
+        <w:gridCol w:w="8090"/>
+      </w:tblGrid>
+      <w:tr>
+        <w:trPr>
+          <w:cnfStyle w:val="100000000000" w:firstRow="1" w:lastRow="0" w:firstColumn="0" w:lastColumn="0" w:oddVBand="0" w:evenVBand="0" w:oddHBand="0" w:evenHBand="0" w:firstRowFirstColumn="0" w:firstRowLastColumn="0" w:lastRowFirstColumn="0" w:lastRowLastColumn="0"/>
+        </w:trPr>
+        <w:tc>
+          <w:tcPr>
+            <w:cnfStyle w:val="001000000000" w:firstRow="0" w:lastRow="0" w:firstColumn="1" w:lastColumn="0" w:oddVBand="0" w:evenVBand="0" w:oddHBand="0" w:evenHBand="0" w:firstRowFirstColumn="0" w:firstRowLastColumn="0" w:lastRowFirstColumn="0" w:lastRowLastColumn="0"/>
+            <w:tcW w:w="1838" w:type="dxa"/>
+          </w:tcPr>
+          <w:p>
+            <w:pPr>
+              <w:tabs>
+                <w:tab w:val="left" w:pos="1335"/>
+              </w:tabs>
+              <w:jc w:val="center"/>
+              <w:rPr>
+                <w:sz w:val="28"/>
+                <w:szCs w:val="28"/>
+              </w:rPr>
+            </w:pPr>
+          </w:p>
+        </w:tc>
+        <w:tc>
+          <w:tcPr>
+            <w:tcW w:w="8090" w:type="dxa"/>
+          </w:tcPr>
+          <w:p>
+            <w:pPr>
+              <w:tabs>
+                <w:tab w:val="left" w:pos="1335"/>
+              </w:tabs>
+              <w:jc w:val="center"/>
+              <w:cnfStyle w:val="100000000000" w:firstRow="1" w:lastRow="0" w:firstColumn="0" w:lastColumn="0" w:oddVBand="0" w:evenVBand="0" w:oddHBand="0" w:evenHBand="0" w:firstRowFirstColumn="0" w:firstRowLastColumn="0" w:lastRowFirstColumn="0" w:lastRowLastColumn="0"/>
+              <w:rPr>
+                <w:sz w:val="28"/>
+                <w:szCs w:val="28"/>
+              </w:rPr>
+            </w:pPr>
+            <w:r>
+              <w:rPr>
+                <w:sz w:val="28"/>
+                <w:szCs w:val="28"/>
+              </w:rPr>
+              <w:t>Bug #</w:t>
+            </w:r>
+            <w:r>
+              <w:rPr>
+                <w:sz w:val="28"/>
+                <w:szCs w:val="28"/>
+              </w:rPr>
+              <w:t>7</w:t>
+            </w:r>
+            <w:r>
+              <w:rPr>
+                <w:sz w:val="28"/>
+                <w:szCs w:val="28"/>
+              </w:rPr>
+              <w:t xml:space="preserve">: </w:t>
+            </w:r>
+            <w:r>
+              <w:rPr>
+                <w:sz w:val="28"/>
+                <w:szCs w:val="28"/>
+              </w:rPr>
+              <w:t>temp</w:t>
+            </w:r>
+            <w:r>
+              <w:rPr>
+                <w:sz w:val="28"/>
+                <w:szCs w:val="28"/>
+              </w:rPr>
+              <w:t>_</w:t>
+            </w:r>
+            <w:r>
+              <w:rPr>
+                <w:sz w:val="28"/>
+                <w:szCs w:val="28"/>
+              </w:rPr>
+              <w:t>sensor1_reg</w:t>
+            </w:r>
+          </w:p>
+        </w:tc>
+      </w:tr>
+      <w:tr>
+        <w:trPr>
+          <w:cnfStyle w:val="000000100000" w:firstRow="0" w:lastRow="0" w:firstColumn="0" w:lastColumn="0" w:oddVBand="0" w:evenVBand="0" w:oddHBand="1" w:evenHBand="0" w:firstRowFirstColumn="0" w:firstRowLastColumn="0" w:lastRowFirstColumn="0" w:lastRowLastColumn="0"/>
+        </w:trPr>
+        <w:tc>
+          <w:tcPr>
+            <w:cnfStyle w:val="001000000000" w:firstRow="0" w:lastRow="0" w:firstColumn="1" w:lastColumn="0" w:oddVBand="0" w:evenVBand="0" w:oddHBand="0" w:evenHBand="0" w:firstRowFirstColumn="0" w:firstRowLastColumn="0" w:lastRowFirstColumn="0" w:lastRowLastColumn="0"/>
+            <w:tcW w:w="1838" w:type="dxa"/>
+          </w:tcPr>
+          <w:p>
+            <w:pPr>
+              <w:tabs>
+                <w:tab w:val="left" w:pos="1335"/>
+              </w:tabs>
+              <w:jc w:val="center"/>
+              <w:rPr>
+                <w:sz w:val="28"/>
+                <w:szCs w:val="28"/>
+              </w:rPr>
+            </w:pPr>
+            <w:r>
+              <w:rPr>
+                <w:sz w:val="28"/>
+                <w:szCs w:val="28"/>
+              </w:rPr>
+              <w:t>Design i/p</w:t>
+            </w:r>
+          </w:p>
+        </w:tc>
+        <w:tc>
+          <w:tcPr>
+            <w:tcW w:w="8090" w:type="dxa"/>
+          </w:tcPr>
+          <w:p>
+            <w:pPr>
+              <w:tabs>
+                <w:tab w:val="left" w:pos="1335"/>
+              </w:tabs>
+              <w:ind w:left="1335" w:hanging="1335"/>
+              <w:jc w:val="center"/>
+              <w:cnfStyle w:val="000000100000" w:firstRow="0" w:lastRow="0" w:firstColumn="0" w:lastColumn="0" w:oddVBand="0" w:evenVBand="0" w:oddHBand="1" w:evenHBand="0" w:firstRowFirstColumn="0" w:firstRowLastColumn="0" w:lastRowFirstColumn="0" w:lastRowLastColumn="0"/>
+              <w:rPr>
+                <w:sz w:val="28"/>
+                <w:szCs w:val="28"/>
+              </w:rPr>
+            </w:pPr>
+            <w:r>
+              <w:rPr>
+                <w:sz w:val="28"/>
+                <w:szCs w:val="28"/>
+              </w:rPr>
+              <w:t>Reset asserted</w:t>
+            </w:r>
+            <w:r>
+              <w:rPr>
+                <w:sz w:val="28"/>
+                <w:szCs w:val="28"/>
+              </w:rPr>
+              <w:t xml:space="preserve"> after writing 0xffff</w:t>
+            </w:r>
+          </w:p>
+        </w:tc>
+      </w:tr>
+      <w:tr>
+        <w:tc>
+          <w:tcPr>
+            <w:cnfStyle w:val="001000000000" w:firstRow="0" w:lastRow="0" w:firstColumn="1" w:lastColumn="0" w:oddVBand="0" w:evenVBand="0" w:oddHBand="0" w:evenHBand="0" w:firstRowFirstColumn="0" w:firstRowLastColumn="0" w:lastRowFirstColumn="0" w:lastRowLastColumn="0"/>
+            <w:tcW w:w="1838" w:type="dxa"/>
+          </w:tcPr>
+          <w:p>
+            <w:pPr>
+              <w:tabs>
+                <w:tab w:val="left" w:pos="1335"/>
+              </w:tabs>
+              <w:jc w:val="center"/>
+              <w:rPr>
+                <w:sz w:val="28"/>
+                <w:szCs w:val="28"/>
+              </w:rPr>
+            </w:pPr>
+            <w:r>
+              <w:rPr>
+                <w:sz w:val="28"/>
+                <w:szCs w:val="28"/>
+              </w:rPr>
+              <w:t>Expected</w:t>
+            </w:r>
+          </w:p>
+        </w:tc>
+        <w:tc>
+          <w:tcPr>
+            <w:tcW w:w="8090" w:type="dxa"/>
+          </w:tcPr>
+          <w:p>
+            <w:pPr>
+              <w:tabs>
+                <w:tab w:val="left" w:pos="1335"/>
+              </w:tabs>
+              <w:jc w:val="center"/>
+              <w:cnfStyle w:val="000000000000" w:firstRow="0" w:lastRow="0" w:firstColumn="0" w:lastColumn="0" w:oddVBand="0" w:evenVBand="0" w:oddHBand="0" w:evenHBand="0" w:firstRowFirstColumn="0" w:firstRowLastColumn="0" w:lastRowFirstColumn="0" w:lastRowLastColumn="0"/>
+              <w:rPr>
+                <w:sz w:val="28"/>
+                <w:szCs w:val="28"/>
+              </w:rPr>
+            </w:pPr>
+            <w:r>
+              <w:rPr>
+                <w:sz w:val="28"/>
+                <w:szCs w:val="28"/>
+              </w:rPr>
+              <w:t>data_out  = 0x</w:t>
+            </w:r>
+            <w:r>
+              <w:rPr>
+                <w:sz w:val="28"/>
+                <w:szCs w:val="28"/>
+              </w:rPr>
+              <w:t>0000</w:t>
+            </w:r>
+            <w:r>
+              <w:rPr>
+                <w:sz w:val="28"/>
+                <w:szCs w:val="28"/>
+              </w:rPr>
+              <w:t xml:space="preserve"> after 1 cycle</w:t>
+            </w:r>
+          </w:p>
+        </w:tc>
+      </w:tr>
+      <w:tr>
+        <w:trPr>
+          <w:cnfStyle w:val="000000100000" w:firstRow="0" w:lastRow="0" w:firstColumn="0" w:lastColumn="0" w:oddVBand="0" w:evenVBand="0" w:oddHBand="1" w:evenHBand="0" w:firstRowFirstColumn="0" w:firstRowLastColumn="0" w:lastRowFirstColumn="0" w:lastRowLastColumn="0"/>
+        </w:trPr>
+        <w:tc>
+          <w:tcPr>
+            <w:cnfStyle w:val="001000000000" w:firstRow="0" w:lastRow="0" w:firstColumn="1" w:lastColumn="0" w:oddVBand="0" w:evenVBand="0" w:oddHBand="0" w:evenHBand="0" w:firstRowFirstColumn="0" w:firstRowLastColumn="0" w:lastRowFirstColumn="0" w:lastRowLastColumn="0"/>
+            <w:tcW w:w="1838" w:type="dxa"/>
+          </w:tcPr>
+          <w:p>
+            <w:pPr>
+              <w:tabs>
+                <w:tab w:val="left" w:pos="1335"/>
+              </w:tabs>
+              <w:jc w:val="center"/>
+              <w:rPr>
+                <w:sz w:val="28"/>
+                <w:szCs w:val="28"/>
+              </w:rPr>
+            </w:pPr>
+            <w:r>
+              <w:rPr>
+                <w:sz w:val="28"/>
+                <w:szCs w:val="28"/>
+              </w:rPr>
+              <w:t>Observed</w:t>
+            </w:r>
+          </w:p>
+        </w:tc>
+        <w:tc>
+          <w:tcPr>
+            <w:tcW w:w="8090" w:type="dxa"/>
+          </w:tcPr>
+          <w:p>
+            <w:pPr>
+              <w:tabs>
+                <w:tab w:val="left" w:pos="1335"/>
+              </w:tabs>
+              <w:jc w:val="center"/>
+              <w:cnfStyle w:val="000000100000" w:firstRow="0" w:lastRow="0" w:firstColumn="0" w:lastColumn="0" w:oddVBand="0" w:evenVBand="0" w:oddHBand="1" w:evenHBand="0" w:firstRowFirstColumn="0" w:firstRowLastColumn="0" w:lastRowFirstColumn="0" w:lastRowLastColumn="0"/>
+              <w:rPr>
+                <w:sz w:val="28"/>
+                <w:szCs w:val="28"/>
+              </w:rPr>
+            </w:pPr>
+            <w:r>
+              <w:rPr>
+                <w:sz w:val="28"/>
+                <w:szCs w:val="28"/>
+              </w:rPr>
+              <w:t>data_out  = 0x</w:t>
+            </w:r>
+            <w:r>
+              <w:rPr>
+                <w:sz w:val="28"/>
+                <w:szCs w:val="28"/>
+              </w:rPr>
+              <w:t>ffff</w:t>
+            </w:r>
+            <w:r>
+              <w:rPr>
+                <w:sz w:val="28"/>
+                <w:szCs w:val="28"/>
+              </w:rPr>
+              <w:t xml:space="preserve"> after 1 cycle</w:t>
+            </w:r>
+          </w:p>
+        </w:tc>
+      </w:tr>
+    </w:tbl>
+    <w:p>
+      <w:pPr>
+        <w:rPr>
+          <w:sz w:val="28"/>
+          <w:szCs w:val="28"/>
+        </w:rPr>
+      </w:pPr>
+    </w:p>
+    <w:tbl>
+      <w:tblPr>
+        <w:tblStyle w:val="GridTable5Dark-Accent1"/>
+        <w:tblW w:w="0" w:type="auto"/>
+        <w:tblLook w:val="04A0" w:firstRow="1" w:lastRow="0" w:firstColumn="1" w:lastColumn="0" w:noHBand="0" w:noVBand="1"/>
+      </w:tblPr>
+      <w:tblGrid>
+        <w:gridCol w:w="1838"/>
+        <w:gridCol w:w="8090"/>
+      </w:tblGrid>
+      <w:tr>
+        <w:trPr>
+          <w:cnfStyle w:val="100000000000" w:firstRow="1" w:lastRow="0" w:firstColumn="0" w:lastColumn="0" w:oddVBand="0" w:evenVBand="0" w:oddHBand="0" w:evenHBand="0" w:firstRowFirstColumn="0" w:firstRowLastColumn="0" w:lastRowFirstColumn="0" w:lastRowLastColumn="0"/>
+        </w:trPr>
+        <w:tc>
+          <w:tcPr>
+            <w:cnfStyle w:val="001000000000" w:firstRow="0" w:lastRow="0" w:firstColumn="1" w:lastColumn="0" w:oddVBand="0" w:evenVBand="0" w:oddHBand="0" w:evenHBand="0" w:firstRowFirstColumn="0" w:firstRowLastColumn="0" w:lastRowFirstColumn="0" w:lastRowLastColumn="0"/>
+            <w:tcW w:w="1838" w:type="dxa"/>
+          </w:tcPr>
+          <w:p>
+            <w:pPr>
+              <w:tabs>
+                <w:tab w:val="left" w:pos="1335"/>
+              </w:tabs>
+              <w:jc w:val="center"/>
+              <w:rPr>
+                <w:sz w:val="28"/>
+                <w:szCs w:val="28"/>
+              </w:rPr>
+            </w:pPr>
+          </w:p>
+        </w:tc>
+        <w:tc>
+          <w:tcPr>
+            <w:tcW w:w="8090" w:type="dxa"/>
+          </w:tcPr>
+          <w:p>
+            <w:pPr>
+              <w:tabs>
+                <w:tab w:val="left" w:pos="1335"/>
+              </w:tabs>
+              <w:jc w:val="center"/>
+              <w:cnfStyle w:val="100000000000" w:firstRow="1" w:lastRow="0" w:firstColumn="0" w:lastColumn="0" w:oddVBand="0" w:evenVBand="0" w:oddHBand="0" w:evenHBand="0" w:firstRowFirstColumn="0" w:firstRowLastColumn="0" w:lastRowFirstColumn="0" w:lastRowLastColumn="0"/>
+              <w:rPr>
+                <w:sz w:val="28"/>
+                <w:szCs w:val="28"/>
+              </w:rPr>
+            </w:pPr>
+            <w:r>
+              <w:rPr>
+                <w:sz w:val="28"/>
+                <w:szCs w:val="28"/>
+              </w:rPr>
+              <w:t>Bug #</w:t>
+            </w:r>
+            <w:r>
+              <w:rPr>
+                <w:sz w:val="28"/>
+                <w:szCs w:val="28"/>
+              </w:rPr>
+              <w:t>8</w:t>
+            </w:r>
+            <w:r>
+              <w:rPr>
+                <w:sz w:val="28"/>
+                <w:szCs w:val="28"/>
+              </w:rPr>
+              <w:t>: amp_gain</w:t>
+            </w:r>
+          </w:p>
+        </w:tc>
+      </w:tr>
+      <w:tr>
+        <w:trPr>
+          <w:cnfStyle w:val="000000100000" w:firstRow="0" w:lastRow="0" w:firstColumn="0" w:lastColumn="0" w:oddVBand="0" w:evenVBand="0" w:oddHBand="1" w:evenHBand="0" w:firstRowFirstColumn="0" w:firstRowLastColumn="0" w:lastRowFirstColumn="0" w:lastRowLastColumn="0"/>
+        </w:trPr>
+        <w:tc>
+          <w:tcPr>
+            <w:cnfStyle w:val="001000000000" w:firstRow="0" w:lastRow="0" w:firstColumn="1" w:lastColumn="0" w:oddVBand="0" w:evenVBand="0" w:oddHBand="0" w:evenHBand="0" w:firstRowFirstColumn="0" w:firstRowLastColumn="0" w:lastRowFirstColumn="0" w:lastRowLastColumn="0"/>
+            <w:tcW w:w="1838" w:type="dxa"/>
+          </w:tcPr>
+          <w:p>
+            <w:pPr>
+              <w:tabs>
+                <w:tab w:val="left" w:pos="1335"/>
+              </w:tabs>
+              <w:jc w:val="center"/>
+              <w:rPr>
+                <w:sz w:val="28"/>
+                <w:szCs w:val="28"/>
+              </w:rPr>
+            </w:pPr>
+            <w:r>
+              <w:rPr>
+                <w:sz w:val="28"/>
+                <w:szCs w:val="28"/>
+              </w:rPr>
+              <w:t>Design i/p</w:t>
+            </w:r>
+          </w:p>
+        </w:tc>
+        <w:tc>
+          <w:tcPr>
+            <w:tcW w:w="8090" w:type="dxa"/>
+          </w:tcPr>
+          <w:p>
+            <w:pPr>
+              <w:tabs>
+                <w:tab w:val="left" w:pos="1335"/>
+              </w:tabs>
+              <w:jc w:val="center"/>
+              <w:cnfStyle w:val="000000100000" w:firstRow="0" w:lastRow="0" w:firstColumn="0" w:lastColumn="0" w:oddVBand="0" w:evenVBand="0" w:oddHBand="1" w:evenHBand="0" w:firstRowFirstColumn="0" w:firstRowLastColumn="0" w:lastRowFirstColumn="0" w:lastRowLastColumn="0"/>
+              <w:rPr>
+                <w:sz w:val="28"/>
+                <w:szCs w:val="28"/>
+              </w:rPr>
+            </w:pPr>
+            <w:r>
+              <w:rPr>
+                <w:sz w:val="28"/>
+                <w:szCs w:val="28"/>
+              </w:rPr>
+              <w:t>Write 0x</w:t>
+            </w:r>
+            <w:r>
+              <w:rPr>
+                <w:sz w:val="28"/>
+                <w:szCs w:val="28"/>
+              </w:rPr>
+              <w:t>0</w:t>
+            </w:r>
+            <w:r>
+              <w:rPr>
+                <w:sz w:val="28"/>
+                <w:szCs w:val="28"/>
+              </w:rPr>
+              <w:t>0</w:t>
+            </w:r>
+            <w:r>
+              <w:rPr>
+                <w:sz w:val="28"/>
+                <w:szCs w:val="28"/>
+              </w:rPr>
+              <w:t>20</w:t>
+            </w:r>
+            <w:r>
+              <w:rPr>
+                <w:sz w:val="28"/>
+                <w:szCs w:val="28"/>
+              </w:rPr>
+              <w:t xml:space="preserve"> to </w:t>
+            </w:r>
+            <w:r>
+              <w:rPr>
+                <w:sz w:val="28"/>
+                <w:szCs w:val="28"/>
+              </w:rPr>
+              <w:t>amp_gain</w:t>
+            </w:r>
+          </w:p>
+        </w:tc>
+      </w:tr>
+      <w:tr>
+        <w:tc>
+          <w:tcPr>
+            <w:cnfStyle w:val="001000000000" w:firstRow="0" w:lastRow="0" w:firstColumn="1" w:lastColumn="0" w:oddVBand="0" w:evenVBand="0" w:oddHBand="0" w:evenHBand="0" w:firstRowFirstColumn="0" w:firstRowLastColumn="0" w:lastRowFirstColumn="0" w:lastRowLastColumn="0"/>
+            <w:tcW w:w="1838" w:type="dxa"/>
+          </w:tcPr>
+          <w:p>
+            <w:pPr>
+              <w:tabs>
+                <w:tab w:val="left" w:pos="1335"/>
+              </w:tabs>
+              <w:jc w:val="center"/>
+              <w:rPr>
+                <w:sz w:val="28"/>
+                <w:szCs w:val="28"/>
+              </w:rPr>
+            </w:pPr>
+            <w:r>
+              <w:rPr>
+                <w:sz w:val="28"/>
+                <w:szCs w:val="28"/>
+              </w:rPr>
+              <w:t>Expected</w:t>
+            </w:r>
+          </w:p>
+        </w:tc>
+        <w:tc>
+          <w:tcPr>
+            <w:tcW w:w="8090" w:type="dxa"/>
+          </w:tcPr>
+          <w:p>
+            <w:pPr>
+              <w:tabs>
+                <w:tab w:val="left" w:pos="1335"/>
+              </w:tabs>
+              <w:jc w:val="center"/>
+              <w:cnfStyle w:val="000000000000" w:firstRow="0" w:lastRow="0" w:firstColumn="0" w:lastColumn="0" w:oddVBand="0" w:evenVBand="0" w:oddHBand="0" w:evenHBand="0" w:firstRowFirstColumn="0" w:firstRowLastColumn="0" w:lastRowFirstColumn="0" w:lastRowLastColumn="0"/>
+              <w:rPr>
+                <w:sz w:val="28"/>
+                <w:szCs w:val="28"/>
+              </w:rPr>
+            </w:pPr>
+            <w:r>
+              <w:rPr>
+                <w:sz w:val="28"/>
+                <w:szCs w:val="28"/>
+              </w:rPr>
+              <w:t>data_out  = 0x</w:t>
+            </w:r>
+            <w:r>
+              <w:rPr>
+                <w:sz w:val="28"/>
+                <w:szCs w:val="28"/>
+              </w:rPr>
+              <w:t>0</w:t>
+            </w:r>
+            <w:r>
+              <w:rPr>
+                <w:sz w:val="28"/>
+                <w:szCs w:val="28"/>
+              </w:rPr>
+              <w:t>0</w:t>
+            </w:r>
+            <w:r>
+              <w:rPr>
+                <w:sz w:val="28"/>
+                <w:szCs w:val="28"/>
+              </w:rPr>
+              <w:t>20</w:t>
+            </w:r>
+            <w:r>
+              <w:rPr>
+                <w:sz w:val="28"/>
+                <w:szCs w:val="28"/>
+              </w:rPr>
+              <w:t xml:space="preserve"> after 1 cycle</w:t>
+            </w:r>
+          </w:p>
+        </w:tc>
+      </w:tr>
+      <w:tr>
+        <w:trPr>
+          <w:cnfStyle w:val="000000100000" w:firstRow="0" w:lastRow="0" w:firstColumn="0" w:lastColumn="0" w:oddVBand="0" w:evenVBand="0" w:oddHBand="1" w:evenHBand="0" w:firstRowFirstColumn="0" w:firstRowLastColumn="0" w:lastRowFirstColumn="0" w:lastRowLastColumn="0"/>
+        </w:trPr>
+        <w:tc>
+          <w:tcPr>
+            <w:cnfStyle w:val="001000000000" w:firstRow="0" w:lastRow="0" w:firstColumn="1" w:lastColumn="0" w:oddVBand="0" w:evenVBand="0" w:oddHBand="0" w:evenHBand="0" w:firstRowFirstColumn="0" w:firstRowLastColumn="0" w:lastRowFirstColumn="0" w:lastRowLastColumn="0"/>
+            <w:tcW w:w="1838" w:type="dxa"/>
+          </w:tcPr>
+          <w:p>
+            <w:pPr>
+              <w:tabs>
+                <w:tab w:val="left" w:pos="1335"/>
+              </w:tabs>
+              <w:jc w:val="center"/>
+              <w:rPr>
+                <w:sz w:val="28"/>
+                <w:szCs w:val="28"/>
+              </w:rPr>
+            </w:pPr>
+            <w:r>
+              <w:rPr>
+                <w:sz w:val="28"/>
+                <w:szCs w:val="28"/>
+              </w:rPr>
+              <w:t>Observed</w:t>
+            </w:r>
+          </w:p>
+        </w:tc>
+        <w:tc>
+          <w:tcPr>
+            <w:tcW w:w="8090" w:type="dxa"/>
+          </w:tcPr>
+          <w:p>
+            <w:pPr>
+              <w:tabs>
+                <w:tab w:val="left" w:pos="1335"/>
+              </w:tabs>
+              <w:jc w:val="center"/>
+              <w:cnfStyle w:val="000000100000" w:firstRow="0" w:lastRow="0" w:firstColumn="0" w:lastColumn="0" w:oddVBand="0" w:evenVBand="0" w:oddHBand="1" w:evenHBand="0" w:firstRowFirstColumn="0" w:firstRowLastColumn="0" w:lastRowFirstColumn="0" w:lastRowLastColumn="0"/>
+              <w:rPr>
+                <w:sz w:val="28"/>
+                <w:szCs w:val="28"/>
+              </w:rPr>
+            </w:pPr>
+            <w:r>
+              <w:rPr>
+                <w:sz w:val="28"/>
+                <w:szCs w:val="28"/>
+              </w:rPr>
+              <w:t>data_out  = 0x8000 after 1 cycle (stuck at output)</w:t>
+            </w:r>
+          </w:p>
+        </w:tc>
+      </w:tr>
+    </w:tbl>
+    <w:p>
+      <w:pPr>
+        <w:rPr>
+          <w:sz w:val="28"/>
+          <w:szCs w:val="28"/>
+        </w:rPr>
+      </w:pPr>
+    </w:p>
+    <w:p>
+      <w:pPr>
+        <w:ind w:firstLine="720"/>
+        <w:rPr>
+          <w:sz w:val="28"/>
+          <w:szCs w:val="28"/>
+        </w:rPr>
+      </w:pPr>
+      <w:r>
+        <w:rPr>
+          <w:sz w:val="28"/>
+          <w:szCs w:val="28"/>
+        </w:rPr>
+        <w:br w:type="page"/>
+      </w:r>
     </w:p>
     <w:sectPr>
       <w:pgSz w:w="12240" w:h="15840" w:code="1"/>
@@ -10820,7 +14307,7 @@
   <w:style w:type="paragraph" w:default="1" w:styleId="Normal">
     <w:name w:val="Normal"/>
     <w:qFormat/>
-    <w:rsid w:val="007635FD"/>
+    <w:rsid w:val="00821D89"/>
   </w:style>
   <w:style w:type="paragraph" w:styleId="Heading1">
     <w:name w:val="heading 1"/>
@@ -11500,6 +14987,112 @@
       </w:tcPr>
     </w:tblStylePr>
   </w:style>
+  <w:style w:type="table" w:styleId="GridTable5Dark-Accent1">
+    <w:name w:val="Grid Table 5 Dark Accent 1"/>
+    <w:basedOn w:val="TableNormal"/>
+    <w:uiPriority w:val="50"/>
+    <w:rsid w:val="00B43AF5"/>
+    <w:pPr>
+      <w:spacing w:after="0" w:line="240" w:lineRule="auto"/>
+    </w:pPr>
+    <w:tblPr>
+      <w:tblStyleRowBandSize w:val="1"/>
+      <w:tblStyleColBandSize w:val="1"/>
+      <w:tblBorders>
+        <w:top w:val="single" w:sz="4" w:space="0" w:color="FFFFFF" w:themeColor="background1"/>
+        <w:left w:val="single" w:sz="4" w:space="0" w:color="FFFFFF" w:themeColor="background1"/>
+        <w:bottom w:val="single" w:sz="4" w:space="0" w:color="FFFFFF" w:themeColor="background1"/>
+        <w:right w:val="single" w:sz="4" w:space="0" w:color="FFFFFF" w:themeColor="background1"/>
+        <w:insideH w:val="single" w:sz="4" w:space="0" w:color="FFFFFF" w:themeColor="background1"/>
+        <w:insideV w:val="single" w:sz="4" w:space="0" w:color="FFFFFF" w:themeColor="background1"/>
+      </w:tblBorders>
+    </w:tblPr>
+    <w:tcPr>
+      <w:shd w:val="clear" w:color="auto" w:fill="C1E4F5" w:themeFill="accent1" w:themeFillTint="33"/>
+    </w:tcPr>
+    <w:tblStylePr w:type="firstRow">
+      <w:rPr>
+        <w:b/>
+        <w:bCs/>
+        <w:color w:val="FFFFFF" w:themeColor="background1"/>
+      </w:rPr>
+      <w:tblPr/>
+      <w:tcPr>
+        <w:tcBorders>
+          <w:top w:val="single" w:sz="4" w:space="0" w:color="FFFFFF" w:themeColor="background1"/>
+          <w:left w:val="single" w:sz="4" w:space="0" w:color="FFFFFF" w:themeColor="background1"/>
+          <w:right w:val="single" w:sz="4" w:space="0" w:color="FFFFFF" w:themeColor="background1"/>
+          <w:insideH w:val="nil"/>
+          <w:insideV w:val="nil"/>
+        </w:tcBorders>
+        <w:shd w:val="clear" w:color="auto" w:fill="156082" w:themeFill="accent1"/>
+      </w:tcPr>
+    </w:tblStylePr>
+    <w:tblStylePr w:type="lastRow">
+      <w:rPr>
+        <w:b/>
+        <w:bCs/>
+        <w:color w:val="FFFFFF" w:themeColor="background1"/>
+      </w:rPr>
+      <w:tblPr/>
+      <w:tcPr>
+        <w:tcBorders>
+          <w:left w:val="single" w:sz="4" w:space="0" w:color="FFFFFF" w:themeColor="background1"/>
+          <w:bottom w:val="single" w:sz="4" w:space="0" w:color="FFFFFF" w:themeColor="background1"/>
+          <w:right w:val="single" w:sz="4" w:space="0" w:color="FFFFFF" w:themeColor="background1"/>
+          <w:insideH w:val="nil"/>
+          <w:insideV w:val="nil"/>
+        </w:tcBorders>
+        <w:shd w:val="clear" w:color="auto" w:fill="156082" w:themeFill="accent1"/>
+      </w:tcPr>
+    </w:tblStylePr>
+    <w:tblStylePr w:type="firstCol">
+      <w:rPr>
+        <w:b/>
+        <w:bCs/>
+        <w:color w:val="FFFFFF" w:themeColor="background1"/>
+      </w:rPr>
+      <w:tblPr/>
+      <w:tcPr>
+        <w:tcBorders>
+          <w:top w:val="single" w:sz="4" w:space="0" w:color="FFFFFF" w:themeColor="background1"/>
+          <w:left w:val="single" w:sz="4" w:space="0" w:color="FFFFFF" w:themeColor="background1"/>
+          <w:bottom w:val="single" w:sz="4" w:space="0" w:color="FFFFFF" w:themeColor="background1"/>
+          <w:insideV w:val="nil"/>
+        </w:tcBorders>
+        <w:shd w:val="clear" w:color="auto" w:fill="156082" w:themeFill="accent1"/>
+      </w:tcPr>
+    </w:tblStylePr>
+    <w:tblStylePr w:type="lastCol">
+      <w:rPr>
+        <w:b/>
+        <w:bCs/>
+        <w:color w:val="FFFFFF" w:themeColor="background1"/>
+      </w:rPr>
+      <w:tblPr/>
+      <w:tcPr>
+        <w:tcBorders>
+          <w:top w:val="single" w:sz="4" w:space="0" w:color="FFFFFF" w:themeColor="background1"/>
+          <w:bottom w:val="single" w:sz="4" w:space="0" w:color="FFFFFF" w:themeColor="background1"/>
+          <w:right w:val="single" w:sz="4" w:space="0" w:color="FFFFFF" w:themeColor="background1"/>
+          <w:insideV w:val="nil"/>
+        </w:tcBorders>
+        <w:shd w:val="clear" w:color="auto" w:fill="156082" w:themeFill="accent1"/>
+      </w:tcPr>
+    </w:tblStylePr>
+    <w:tblStylePr w:type="band1Vert">
+      <w:tblPr/>
+      <w:tcPr>
+        <w:shd w:val="clear" w:color="auto" w:fill="83CAEB" w:themeFill="accent1" w:themeFillTint="66"/>
+      </w:tcPr>
+    </w:tblStylePr>
+    <w:tblStylePr w:type="band1Horz">
+      <w:tblPr/>
+      <w:tcPr>
+        <w:shd w:val="clear" w:color="auto" w:fill="83CAEB" w:themeFill="accent1" w:themeFillTint="66"/>
+      </w:tcPr>
+    </w:tblStylePr>
+  </w:style>
 </w:styles>
 </file>
 
